--- a/tillsyn/A 80-2025 tillsynsbegäran.docx
+++ b/tillsyn/A 80-2025 tillsynsbegäran.docx
@@ -332,7 +332,7 @@
     <w:r>
       <w:tab/>
       <w:tab/>
-      <w:t>2026-05-16</w:t>
+      <w:t>2026-05-17</w:t>
       <w:br/>
       <w:br/>
     </w:r>

--- a/tillsyn/A 80-2025 tillsynsbegäran.docx
+++ b/tillsyn/A 80-2025 tillsynsbegäran.docx
@@ -332,7 +332,7 @@
     <w:r>
       <w:tab/>
       <w:tab/>
-      <w:t>2026-05-17</w:t>
+      <w:t>2026-05-18</w:t>
       <w:br/>
       <w:br/>
     </w:r>

--- a/tillsyn/A 80-2025 tillsynsbegäran.docx
+++ b/tillsyn/A 80-2025 tillsynsbegäran.docx
@@ -332,7 +332,7 @@
     <w:r>
       <w:tab/>
       <w:tab/>
-      <w:t>2026-05-18</w:t>
+      <w:t>2026-05-19</w:t>
       <w:br/>
       <w:br/>
     </w:r>

--- a/tillsyn/A 80-2025 tillsynsbegäran.docx
+++ b/tillsyn/A 80-2025 tillsynsbegäran.docx
@@ -332,7 +332,7 @@
     <w:r>
       <w:tab/>
       <w:tab/>
-      <w:t>2026-05-19</w:t>
+      <w:t>2026-05-20</w:t>
       <w:br/>
       <w:br/>
     </w:r>

--- a/tillsyn/A 80-2025 tillsynsbegäran.docx
+++ b/tillsyn/A 80-2025 tillsynsbegäran.docx
@@ -332,7 +332,7 @@
     <w:r>
       <w:tab/>
       <w:tab/>
-      <w:t>2026-05-20</w:t>
+      <w:t>2026-05-21</w:t>
       <w:br/>
       <w:br/>
     </w:r>

--- a/tillsyn/A 80-2025 tillsynsbegäran.docx
+++ b/tillsyn/A 80-2025 tillsynsbegäran.docx
@@ -332,7 +332,7 @@
     <w:r>
       <w:tab/>
       <w:tab/>
-      <w:t>2026-05-21</w:t>
+      <w:t>2026-05-22</w:t>
       <w:br/>
       <w:br/>
     </w:r>

--- a/tillsyn/A 80-2025 tillsynsbegäran.docx
+++ b/tillsyn/A 80-2025 tillsynsbegäran.docx
@@ -332,7 +332,7 @@
     <w:r>
       <w:tab/>
       <w:tab/>
-      <w:t>2026-05-22</w:t>
+      <w:t>2026-05-23</w:t>
       <w:br/>
       <w:br/>
     </w:r>

--- a/tillsyn/A 80-2025 tillsynsbegäran.docx
+++ b/tillsyn/A 80-2025 tillsynsbegäran.docx
@@ -332,7 +332,7 @@
     <w:r>
       <w:tab/>
       <w:tab/>
-      <w:t>2026-05-23</w:t>
+      <w:t>2026-05-24</w:t>
       <w:br/>
       <w:br/>
     </w:r>

--- a/tillsyn/A 80-2025 tillsynsbegäran.docx
+++ b/tillsyn/A 80-2025 tillsynsbegäran.docx
@@ -332,7 +332,7 @@
     <w:r>
       <w:tab/>
       <w:tab/>
-      <w:t>2026-05-24</w:t>
+      <w:t>2026-05-25</w:t>
       <w:br/>
       <w:br/>
     </w:r>

--- a/tillsyn/A 80-2025 tillsynsbegäran.docx
+++ b/tillsyn/A 80-2025 tillsynsbegäran.docx
@@ -332,7 +332,7 @@
     <w:r>
       <w:tab/>
       <w:tab/>
-      <w:t>2026-05-25</w:t>
+      <w:t>2026-05-26</w:t>
       <w:br/>
       <w:br/>
     </w:r>

--- a/tillsyn/A 80-2025 tillsynsbegäran.docx
+++ b/tillsyn/A 80-2025 tillsynsbegäran.docx
@@ -332,7 +332,7 @@
     <w:r>
       <w:tab/>
       <w:tab/>
-      <w:t>2026-05-26</w:t>
+      <w:t>2026-05-27</w:t>
       <w:br/>
       <w:br/>
     </w:r>

--- a/tillsyn/A 80-2025 tillsynsbegäran.docx
+++ b/tillsyn/A 80-2025 tillsynsbegäran.docx
@@ -332,7 +332,7 @@
     <w:r>
       <w:tab/>
       <w:tab/>
-      <w:t>2026-05-27</w:t>
+      <w:t>2026-05-28</w:t>
       <w:br/>
       <w:br/>
     </w:r>

--- a/tillsyn/A 80-2025 tillsynsbegäran.docx
+++ b/tillsyn/A 80-2025 tillsynsbegäran.docx
@@ -332,7 +332,7 @@
     <w:r>
       <w:tab/>
       <w:tab/>
-      <w:t>2026-05-28</w:t>
+      <w:t>2026-05-29</w:t>
       <w:br/>
       <w:br/>
     </w:r>

--- a/tillsyn/A 80-2025 tillsynsbegäran.docx
+++ b/tillsyn/A 80-2025 tillsynsbegäran.docx
@@ -332,7 +332,7 @@
     <w:r>
       <w:tab/>
       <w:tab/>
-      <w:t>2026-05-29</w:t>
+      <w:t>2026-05-30</w:t>
       <w:br/>
       <w:br/>
     </w:r>

--- a/tillsyn/A 80-2025 tillsynsbegäran.docx
+++ b/tillsyn/A 80-2025 tillsynsbegäran.docx
@@ -332,7 +332,7 @@
     <w:r>
       <w:tab/>
       <w:tab/>
-      <w:t>2026-05-30</w:t>
+      <w:t>2026-05-31</w:t>
       <w:br/>
       <w:br/>
     </w:r>

--- a/tillsyn/A 80-2025 tillsynsbegäran.docx
+++ b/tillsyn/A 80-2025 tillsynsbegäran.docx
@@ -332,7 +332,7 @@
     <w:r>
       <w:tab/>
       <w:tab/>
-      <w:t>2026-05-31</w:t>
+      <w:t>2026-06-01</w:t>
       <w:br/>
       <w:br/>
     </w:r>

--- a/tillsyn/A 80-2025 tillsynsbegäran.docx
+++ b/tillsyn/A 80-2025 tillsynsbegäran.docx
@@ -332,7 +332,7 @@
     <w:r>
       <w:tab/>
       <w:tab/>
-      <w:t>2026-06-01</w:t>
+      <w:t>2026-06-02</w:t>
       <w:br/>
       <w:br/>
     </w:r>

--- a/tillsyn/A 80-2025 tillsynsbegäran.docx
+++ b/tillsyn/A 80-2025 tillsynsbegäran.docx
@@ -332,7 +332,7 @@
     <w:r>
       <w:tab/>
       <w:tab/>
-      <w:t>2026-06-02</w:t>
+      <w:t>2026-06-03</w:t>
       <w:br/>
       <w:br/>
     </w:r>

--- a/tillsyn/A 80-2025 tillsynsbegäran.docx
+++ b/tillsyn/A 80-2025 tillsynsbegäran.docx
@@ -332,7 +332,7 @@
     <w:r>
       <w:tab/>
       <w:tab/>
-      <w:t>2026-06-03</w:t>
+      <w:t>2026-06-04</w:t>
       <w:br/>
       <w:br/>
     </w:r>

--- a/tillsyn/A 80-2025 tillsynsbegäran.docx
+++ b/tillsyn/A 80-2025 tillsynsbegäran.docx
@@ -332,7 +332,7 @@
     <w:r>
       <w:tab/>
       <w:tab/>
-      <w:t>2026-06-04</w:t>
+      <w:t>2026-06-05</w:t>
       <w:br/>
       <w:br/>
     </w:r>

--- a/tillsyn/A 80-2025 tillsynsbegäran.docx
+++ b/tillsyn/A 80-2025 tillsynsbegäran.docx
@@ -332,7 +332,7 @@
     <w:r>
       <w:tab/>
       <w:tab/>
-      <w:t>2026-06-05</w:t>
+      <w:t>2026-06-06</w:t>
       <w:br/>
       <w:br/>
     </w:r>

--- a/tillsyn/A 80-2025 tillsynsbegäran.docx
+++ b/tillsyn/A 80-2025 tillsynsbegäran.docx
@@ -332,7 +332,7 @@
     <w:r>
       <w:tab/>
       <w:tab/>
-      <w:t>2026-06-06</w:t>
+      <w:t>2026-06-07</w:t>
       <w:br/>
       <w:br/>
     </w:r>

--- a/tillsyn/A 80-2025 tillsynsbegäran.docx
+++ b/tillsyn/A 80-2025 tillsynsbegäran.docx
@@ -332,7 +332,7 @@
     <w:r>
       <w:tab/>
       <w:tab/>
-      <w:t>2026-06-07</w:t>
+      <w:t>2026-06-08</w:t>
       <w:br/>
       <w:br/>
     </w:r>

--- a/tillsyn/A 80-2025 tillsynsbegäran.docx
+++ b/tillsyn/A 80-2025 tillsynsbegäran.docx
@@ -332,7 +332,7 @@
     <w:r>
       <w:tab/>
       <w:tab/>
-      <w:t>2026-06-08</w:t>
+      <w:t>2026-06-09</w:t>
       <w:br/>
       <w:br/>
     </w:r>

--- a/tillsyn/A 80-2025 tillsynsbegäran.docx
+++ b/tillsyn/A 80-2025 tillsynsbegäran.docx
@@ -332,7 +332,7 @@
     <w:r>
       <w:tab/>
       <w:tab/>
-      <w:t>2026-06-09</w:t>
+      <w:t>2026-06-10</w:t>
       <w:br/>
       <w:br/>
     </w:r>

--- a/tillsyn/A 80-2025 tillsynsbegäran.docx
+++ b/tillsyn/A 80-2025 tillsynsbegäran.docx
@@ -332,7 +332,7 @@
     <w:r>
       <w:tab/>
       <w:tab/>
-      <w:t>2026-06-10</w:t>
+      <w:t>2026-06-11</w:t>
       <w:br/>
       <w:br/>
     </w:r>

--- a/tillsyn/A 80-2025 tillsynsbegäran.docx
+++ b/tillsyn/A 80-2025 tillsynsbegäran.docx
@@ -332,7 +332,7 @@
     <w:r>
       <w:tab/>
       <w:tab/>
-      <w:t>2026-06-11</w:t>
+      <w:t>2026-06-12</w:t>
       <w:br/>
       <w:br/>
     </w:r>

--- a/tillsyn/A 80-2025 tillsynsbegäran.docx
+++ b/tillsyn/A 80-2025 tillsynsbegäran.docx
@@ -332,7 +332,7 @@
     <w:r>
       <w:tab/>
       <w:tab/>
-      <w:t>2026-06-12</w:t>
+      <w:t>2026-06-13</w:t>
       <w:br/>
       <w:br/>
     </w:r>

--- a/tillsyn/A 80-2025 tillsynsbegäran.docx
+++ b/tillsyn/A 80-2025 tillsynsbegäran.docx
@@ -332,7 +332,7 @@
     <w:r>
       <w:tab/>
       <w:tab/>
-      <w:t>2026-06-13</w:t>
+      <w:t>2026-06-14</w:t>
       <w:br/>
       <w:br/>
     </w:r>

--- a/tillsyn/A 80-2025 tillsynsbegäran.docx
+++ b/tillsyn/A 80-2025 tillsynsbegäran.docx
@@ -332,7 +332,7 @@
     <w:r>
       <w:tab/>
       <w:tab/>
-      <w:t>2026-06-15</w:t>
+      <w:t>2026-06-16</w:t>
       <w:br/>
       <w:br/>
     </w:r>

--- a/tillsyn/A 80-2025 tillsynsbegäran.docx
+++ b/tillsyn/A 80-2025 tillsynsbegäran.docx
@@ -332,7 +332,7 @@
     <w:r>
       <w:tab/>
       <w:tab/>
-      <w:t>2026-06-16</w:t>
+      <w:t>2026-06-17</w:t>
       <w:br/>
       <w:br/>
     </w:r>

--- a/tillsyn/A 80-2025 tillsynsbegäran.docx
+++ b/tillsyn/A 80-2025 tillsynsbegäran.docx
@@ -1,6 +1,6 @@
 
 <file path=word/document.xml><?xml version="1.0" encoding="utf-8"?>
-<w:document xmlns:wpc="http://schemas.microsoft.com/office/word/2010/wordprocessingCanvas" xmlns:cx="http://schemas.microsoft.com/office/drawing/2014/chartex" xmlns:cx1="http://schemas.microsoft.com/office/drawing/2015/9/8/chartex" xmlns:cx2="http://schemas.microsoft.com/office/drawing/2015/10/21/chartex" xmlns:cx3="http://schemas.microsoft.com/office/drawing/2016/5/9/chartex" xmlns:cx4="http://schemas.microsoft.com/office/drawing/2016/5/10/chartex" xmlns:cx5="http://schemas.microsoft.com/office/drawing/2016/5/11/chartex" xmlns:cx6="http://schemas.microsoft.com/office/drawing/2016/5/12/chartex" xmlns:cx7="http://schemas.microsoft.com/office/drawing/2016/5/13/chartex" xmlns:cx8="http://schemas.microsoft.com/office/drawing/2016/5/14/chartex" xmlns:mc="http://schemas.openxmlformats.org/markup-compatibility/2006" xmlns:aink="http://schemas.microsoft.com/office/drawing/2016/ink" xmlns:am3d="http://schemas.microsoft.com/office/drawing/2017/model3d" xmlns:o="urn:schemas-microsoft-com:office:office" xmlns:oel="http://schemas.microsoft.com/office/2019/extlst" xmlns:r="http://schemas.openxmlformats.org/officeDocument/2006/relationships" xmlns:m="http://schemas.openxmlformats.org/officeDocument/2006/math" xmlns:v="urn:schemas-microsoft-com:vml" xmlns:wp14="http://schemas.microsoft.com/office/word/2010/wordprocessingDrawing" xmlns:wp="http://schemas.openxmlformats.org/drawingml/2006/wordprocessingDrawing" xmlns:w10="urn:schemas-microsoft-com:office:word" xmlns:w="http://schemas.openxmlformats.org/wordprocessingml/2006/main" xmlns:w14="http://schemas.microsoft.com/office/word/2010/wordml" xmlns:w15="http://schemas.microsoft.com/office/word/2012/wordml" xmlns:w16cex="http://schemas.microsoft.com/office/word/2018/wordml/cex" xmlns:w16cid="http://schemas.microsoft.com/office/word/2016/wordml/cid" xmlns:w16="http://schemas.microsoft.com/office/word/2018/wordml" xmlns:w16sdtdh="http://schemas.microsoft.com/office/word/2020/wordml/sdtdatahash" xmlns:w16se="http://schemas.microsoft.com/office/word/2015/wordml/symex" xmlns:wpg="http://schemas.microsoft.com/office/word/2010/wordprocessingGroup" xmlns:wpi="http://schemas.microsoft.com/office/word/2010/wordprocessingInk" xmlns:wne="http://schemas.microsoft.com/office/word/2006/wordml" xmlns:wps="http://schemas.microsoft.com/office/word/2010/wordprocessingShape" mc:Ignorable="w14 w15 w16se w16cid w16 w16cex w16sdtdh wp14">
+<w:document xmlns:wpc="http://schemas.microsoft.com/office/word/2010/wordprocessingCanvas" xmlns:cx="http://schemas.microsoft.com/office/drawing/2014/chartex" xmlns:cx1="http://schemas.microsoft.com/office/drawing/2015/9/8/chartex" xmlns:cx2="http://schemas.microsoft.com/office/drawing/2015/10/21/chartex" xmlns:cx3="http://schemas.microsoft.com/office/drawing/2016/5/9/chartex" xmlns:cx4="http://schemas.microsoft.com/office/drawing/2016/5/10/chartex" xmlns:cx5="http://schemas.microsoft.com/office/drawing/2016/5/11/chartex" xmlns:cx6="http://schemas.microsoft.com/office/drawing/2016/5/12/chartex" xmlns:cx7="http://schemas.microsoft.com/office/drawing/2016/5/13/chartex" xmlns:cx8="http://schemas.microsoft.com/office/drawing/2016/5/14/chartex" xmlns:mc="http://schemas.openxmlformats.org/markup-compatibility/2006" xmlns:aink="http://schemas.microsoft.com/office/drawing/2016/ink" xmlns:am3d="http://schemas.microsoft.com/office/drawing/2017/model3d" xmlns:o="urn:schemas-microsoft-com:office:office" xmlns:oel="http://schemas.microsoft.com/office/2019/extlst" xmlns:r="http://schemas.openxmlformats.org/officeDocument/2006/relationships" xmlns:m="http://schemas.openxmlformats.org/officeDocument/2006/math" xmlns:v="urn:schemas-microsoft-com:vml" xmlns:wp14="http://schemas.microsoft.com/office/word/2010/wordprocessingDrawing" xmlns:wp="http://schemas.openxmlformats.org/drawingml/2006/wordprocessingDrawing" xmlns:w10="urn:schemas-microsoft-com:office:word" xmlns:w="http://schemas.openxmlformats.org/wordprocessingml/2006/main" xmlns:w14="http://schemas.microsoft.com/office/word/2010/wordml" xmlns:w15="http://schemas.microsoft.com/office/word/2012/wordml" xmlns:w16cex="http://schemas.microsoft.com/office/word/2018/wordml/cex" xmlns:w16cid="http://schemas.microsoft.com/office/word/2016/wordml/cid" xmlns:w16="http://schemas.microsoft.com/office/word/2018/wordml" xmlns:w16du="http://schemas.microsoft.com/office/word/2023/wordml/word16du" xmlns:w16sdtdh="http://schemas.microsoft.com/office/word/2020/wordml/sdtdatahash" xmlns:w16sdtfl="http://schemas.microsoft.com/office/word/2024/wordml/sdtformatlock" xmlns:w16se="http://schemas.microsoft.com/office/word/2015/wordml/symex" xmlns:wpg="http://schemas.microsoft.com/office/word/2010/wordprocessingGroup" xmlns:wpi="http://schemas.microsoft.com/office/word/2010/wordprocessingInk" xmlns:wne="http://schemas.microsoft.com/office/word/2006/wordml" xmlns:wps="http://schemas.microsoft.com/office/word/2010/wordprocessingShape" mc:Ignorable="w14 w15 w16se w16cid w16 w16cex w16sdtdh w16sdtfl w16du wp14">
   <w:body>
     <w:p>
       <w:pPr>
@@ -12,35 +12,10 @@
     </w:p>
     <w:p>
       <w:r>
-        <w:t>Detta dokument behandlar höga naturvärden i avverkningsanmälan A 80-2025 i Bjurholms kommun. Denna avverkningsanmälan inkom 2025-01-02 10:40:29 och omfattar 5,3 ha.</w:t>
+        <w:t>Detta dokument behandlar höga naturvärden i avverkningsanmälan A 80-2025 i Bjurholms kommun som inkom 2025-01-02 och omfattar 5,3 ha.</w:t>
       </w:r>
-    </w:p>
-    <w:p>
       <w:r>
-        <w:t>Vi begär härmed att Skogsstyrelsen fattar beslut enligt miljöbalken som säkerställer att skogens höga naturvärden bevaras samt säkerställer att EU-lagstiftning efterlevs och att artskyddsbrott förhindras. Vi önskar även ta del av de ställningstaganden och beslut som myndigheterna meddelar till följd av aktuell avverkningsanmälan och föreningens inlaga (se 34 § förvaltningslagen).</w:t>
-      </w:r>
-    </w:p>
-    <w:p>
-      <w:r>
-        <w:t>Nedan beskrivs fynd av naturvårdsarter och fridlysta arter som gjorts i det avverkningsanmälda området.</w:t>
-      </w:r>
-    </w:p>
-    <w:p>
-      <w:pPr>
-        <w:pStyle w:val="Heading1"/>
-      </w:pPr>
-      <w:r>
-        <w:t>Naturvårdsarter</w:t>
-      </w:r>
-    </w:p>
-    <w:p>
-      <w:r>
-        <w:t>I avverkningsanmälan har följande 4 naturvårdsarter hittats: bombmurkla (VU, §8), granticka (NT), skinnlav (S) och kungsfågel (§4). Av dessa är 2 rödlistade. För rödlistade arter har rödlistekategorin angivits inom parentes. Arter som är signalarter enligt Skogsstyrelsen har markerats med (S). För fridlysta arter anges även paragrafen i Artskyddsförordningen som arten är fridlyst enligt.</w:t>
-      </w:r>
-    </w:p>
-    <w:p>
-      <w:r>
-        <w:t>De påträffade naturvårdsarterna är ett tydligt kvitto på att detta rör sig om en skog med höga naturvärden. I Figur 1 visas en karta över det avverkningsanmälda området, där samtliga fyndplatser för naturvårdsarter som finns registrerade på Artportalen har markerats.</w:t>
+        <w:t xml:space="preserve"> I Figur 1 visas fyndplatser för naturvårdsarter i området, som finns registrerade på Artportalen.</w:t>
       </w:r>
     </w:p>
     <w:p>
@@ -50,7 +25,7 @@
       <w:r>
         <w:drawing>
           <wp:inline xmlns:a="http://schemas.openxmlformats.org/drawingml/2006/main" xmlns:pic="http://schemas.openxmlformats.org/drawingml/2006/picture">
-            <wp:extent cx="5486400" cy="3432753"/>
+            <wp:extent cx="5486400" cy="4445681"/>
             <wp:docPr id="1" name="Picture 1"/>
             <wp:cNvGraphicFramePr>
               <a:graphicFrameLocks noChangeAspect="1"/>
@@ -71,7 +46,7 @@
                   <pic:spPr>
                     <a:xfrm>
                       <a:off x="0" y="0"/>
-                      <a:ext cx="5486400" cy="3432753"/>
+                      <a:ext cx="5486400" cy="4445681"/>
                     </a:xfrm>
                     <a:prstGeom prst="rect"/>
                   </pic:spPr>
@@ -85,76 +60,25 @@
     <w:p>
       <w:pPr>
         <w:pStyle w:val="Caption"/>
+        <w:spacing w:after="240"/>
       </w:pPr>
       <w:r>
-        <w:t>Figur 1. Fyndplatser för naturvårdsarter i det avverkningsanmälda området (röd linje). Markörer utan svart kant är placerade på fyndplatsen. Markörer med svart kant är placerade vid sidan av fyndplatsen och har ett svart streck som visar fyndplatsens exakta position. Kartans mittpunktskoordinat är N 7101245, E 704046 i SWEREF 99 TM.</w:t>
+        <w:t>Figur 1. Fyndplatser för naturvårdsarter i avverkningsanmälan (röd linje). Inom parentes anges rödlistekategorier, S för signalarter, Tför typiska arter och fridlysningsparagrafer i artskyddsförordningen.Markörer utan svart kant är placerade på fyndplatsen. Markörer med svart kant är placerade vid sidan av fyndplatsen och har ett svart streck som visar fyndplatsens exakta position. Kartans mittpunktskoordinat är N 7101245, E 704046 i SWEREF 99 TM.</w:t>
       </w:r>
     </w:p>
     <w:p>
       <w:r>
-        <w:rPr>
-          <w:b/>
-        </w:rPr>
-        <w:t>Granticka</w:t>
-      </w:r>
-      <w:r>
-        <w:t xml:space="preserve"> förekommer främst i äldre skogar med naturskogskaraktär, liksom i dimensionsavverkade och plockhuggna skogar. I äldre grannaturskog i norra Sverige är den alltjämt en förhållandevis vanlig karaktärsart, medan den längre söderut blir allt mer sällsynt. I Götaland och delar av Svealand är den en god signalart för skyddsvärda granskogsmiljöer. Arten bedöms ha minskat starkt under senare år på grund av skogsavverkningar, då den framför allt växer i äldre granskog med långvarig grankontinuitet. I urskogsliknande bestånd i norra Sverige kan ibland påträffas den mycket sällsynta tickan grantickeporing (VU), som lever på döda grantickor. Det som tidigare inbegripit grantickan har visat sig röra sig om två arter; tajgagranticka </w:t>
-      </w:r>
-      <w:r>
-        <w:rPr>
-          <w:i/>
-        </w:rPr>
-        <w:t>Porodaedalea abietis</w:t>
-      </w:r>
-      <w:r>
-        <w:t xml:space="preserve"> (LC) och </w:t>
-      </w:r>
-      <w:r>
-        <w:rPr>
-          <w:i/>
-        </w:rPr>
-        <w:t>Porodaedalea chrysoloma</w:t>
-      </w:r>
-      <w:r>
-        <w:t xml:space="preserve"> (DD). Den nordligare arten, tajgagranticka, bildar större fruktkroppar och har sin främsta förekomst i norra Sverige, medan den mer tunnköttiga arten, </w:t>
-      </w:r>
-      <w:r>
-        <w:rPr>
-          <w:i/>
-        </w:rPr>
-        <w:t>P. chrysoloma</w:t>
-      </w:r>
-      <w:r>
-        <w:t>, förekommer i sydöstra Sverige och på Gotland (SLU Artdatabanken, 2026; Nitare &amp; Skogsstyrelsen, 2019).</w:t>
+        <w:t>Vi begär härmed att Skogsstyrelsen fattar beslut enligt miljöbalken som säkerställer att skogens höga naturvärden bevaras samt att EU-lagstiftning efterlevs och att artskyddsbrott förhindras.</w:t>
       </w:r>
     </w:p>
     <w:p>
       <w:r>
-        <w:rPr>
-          <w:b/>
-        </w:rPr>
-        <w:t xml:space="preserve">Skinnlav </w:t>
+        <w:t>Vi önskar även ta del av de ställningstaganden och beslut som myndigheten meddelar till följd av aktuell avverkningsanmälan och föreningens inlaga (se 34 § förvaltningslagen).</w:t>
       </w:r>
+    </w:p>
+    <w:p>
       <w:r>
-        <w:t xml:space="preserve">förekommer på diverse lövträd, främst på gammal asp och sälg. Den påträffas främst i områden med lång kontinuitet av grova lövträd och signalerar skogsmark med höga naturvärden. På lokalerna förekommer som regel ett flertal andra ovanliga eller rödlistade lavar. I likhet med gelélavarna, etablerar sig skinnlaven i skogsmark på grova aspar i sena lövsuccessioner. Skinnlav är typisk art för </w:t>
-      </w:r>
-      <w:r>
-        <w:rPr>
-          <w:i/>
-        </w:rPr>
-        <w:t xml:space="preserve">9010 Taiga, 9020 Nordlig ädellövskog </w:t>
-      </w:r>
-      <w:r>
-        <w:t xml:space="preserve">och </w:t>
-      </w:r>
-      <w:r>
-        <w:rPr>
-          <w:i/>
-        </w:rPr>
-        <w:t xml:space="preserve">9070 Trädklädd betesmark </w:t>
-      </w:r>
-      <w:r>
-        <w:t>(Nitare &amp; Skogsstyrelsen, 2019; SLU Artdatabanken, 2025).</w:t>
+        <w:t>Nedan beskrivs fynd av naturvårdsarter och fridlysta arter som gjorts i det avverkningsanmälda området.</w:t>
       </w:r>
     </w:p>
     <w:p>
@@ -162,12 +86,30 @@
         <w:pStyle w:val="Heading1"/>
       </w:pPr>
       <w:r>
+        <w:t>Naturvårdsarter</w:t>
+      </w:r>
+    </w:p>
+    <w:p>
+      <w:r>
+        <w:t>I avverkningsanmälan har följande 3 naturvårdsarter hittats: bombmurkla (EN, §8), skinnlav (S, T) och kungsfågel (§4). Av dessa är 1 rödlistade. För rödlistade arter har rödlistekategorin angivits inom parentes. Arter som är signalarter enligt Skogsstyrelsen har markerats med (S). Typiska arter inom Natura 2000 som är kopplade till skogsekosystem har markerats med (T). För fridlysta arter anges även paragrafen i Artskyddsförordningen som arten är fridlyst enligt.</w:t>
+      </w:r>
+    </w:p>
+    <w:p>
+      <w:r>
+        <w:t>De påträffade naturvårdsarterna är ett tydligt kvitto på att det rör sig om en skog med höga naturvärden.</w:t>
+      </w:r>
+    </w:p>
+    <w:p>
+      <w:pPr>
+        <w:pStyle w:val="Heading2"/>
+      </w:pPr>
+      <w:r>
         <w:t>Fridlysta arter</w:t>
       </w:r>
     </w:p>
     <w:p>
       <w:r>
-        <w:t>Följande fridlysta arter har sina livsmiljöer och växtplatser i den avverkningsanmälda skogen: bombmurkla (VU, §8) och kungsfågel (§4).</w:t>
+        <w:t>Följande fridlysta arter har sina livsmiljöer och växtplatser i den avverkningsanmälda skogen: bombmurkla (EN, §8) och kungsfågel (§4).</w:t>
       </w:r>
     </w:p>
     <w:p>
@@ -204,6 +146,43 @@
         <w:t>indikerar en speciell och hotad granskogstyp på naturligt näringsrika sandjordar. Den tål inte slutavverkning eller kraftig gallring och är endast påträffad i områden som har långvarig skogskontinuitet med gran. Minskningstakten för arten, som är placerad högst upp i Skogsstyrelsens värdepyramid för bedömning av skog med höga naturvärden, överstiger gränsvärdet för Starkt hotad (EN). Bombmurkla är fridlyst enligt 8 § artskyddsförordningen, omfattas av ett åtgärdsprogram för hotade arter (ÅGP) och är globalt rödlistad som nära hotad (NT). Sverige har ojämförligt flest växtplatser kvar av den europeiska populationen, vilket medför att vårt land har ett internationellt ansvar för artens fortlevnad (IUCN, 2024; SLU Artdatabanken, 2026; Nitare &amp; Skogsstyrelsen, 2019; Naturvårdsverket, 2010).</w:t>
       </w:r>
     </w:p>
+    <w:p>
+      <w:pPr>
+        <w:pStyle w:val="Heading2"/>
+      </w:pPr>
+      <w:r>
+        <w:t>Övriga naturvårdsarter</w:t>
+      </w:r>
+    </w:p>
+    <w:p>
+      <w:r>
+        <w:rPr>
+          <w:b/>
+        </w:rPr>
+        <w:t xml:space="preserve">Skinnlav </w:t>
+      </w:r>
+      <w:r>
+        <w:t xml:space="preserve">förekommer på diverse lövträd, främst på gammal asp och sälg. Den påträffas främst i områden med lång kontinuitet av grova lövträd och signalerar skogsmark med höga naturvärden. På lokalerna förekommer som regel ett flertal andra ovanliga eller rödlistade lavar. I likhet med gelélavarna, etablerar sig skinnlaven i skogsmark på grova aspar i sena lövsuccessioner. Skinnlav är typisk art för </w:t>
+      </w:r>
+      <w:r>
+        <w:rPr>
+          <w:i/>
+        </w:rPr>
+        <w:t xml:space="preserve">9010 Taiga, 9020 Nordlig ädellövskog </w:t>
+      </w:r>
+      <w:r>
+        <w:t xml:space="preserve">och </w:t>
+      </w:r>
+      <w:r>
+        <w:rPr>
+          <w:i/>
+        </w:rPr>
+        <w:t xml:space="preserve">9070 Trädklädd betesmark </w:t>
+      </w:r>
+      <w:r>
+        <w:t>(Nitare &amp; Skogsstyrelsen, 2019; SLU Artdatabanken, 2025).</w:t>
+      </w:r>
+    </w:p>
     <w:sectPr>
       <w:headerReference w:type="even" r:id="rId8"/>
       <w:headerReference w:type="default" r:id="rId9"/>
@@ -222,7 +201,7 @@
 </file>
 
 <file path=word/endnotes.xml><?xml version="1.0" encoding="utf-8"?>
-<w:endnotes xmlns:wpc="http://schemas.microsoft.com/office/word/2010/wordprocessingCanvas" xmlns:cx="http://schemas.microsoft.com/office/drawing/2014/chartex" xmlns:cx1="http://schemas.microsoft.com/office/drawing/2015/9/8/chartex" xmlns:cx2="http://schemas.microsoft.com/office/drawing/2015/10/21/chartex" xmlns:cx3="http://schemas.microsoft.com/office/drawing/2016/5/9/chartex" xmlns:cx4="http://schemas.microsoft.com/office/drawing/2016/5/10/chartex" xmlns:cx5="http://schemas.microsoft.com/office/drawing/2016/5/11/chartex" xmlns:cx6="http://schemas.microsoft.com/office/drawing/2016/5/12/chartex" xmlns:cx7="http://schemas.microsoft.com/office/drawing/2016/5/13/chartex" xmlns:cx8="http://schemas.microsoft.com/office/drawing/2016/5/14/chartex" xmlns:mc="http://schemas.openxmlformats.org/markup-compatibility/2006" xmlns:aink="http://schemas.microsoft.com/office/drawing/2016/ink" xmlns:am3d="http://schemas.microsoft.com/office/drawing/2017/model3d" xmlns:o="urn:schemas-microsoft-com:office:office" xmlns:oel="http://schemas.microsoft.com/office/2019/extlst" xmlns:r="http://schemas.openxmlformats.org/officeDocument/2006/relationships" xmlns:m="http://schemas.openxmlformats.org/officeDocument/2006/math" xmlns:v="urn:schemas-microsoft-com:vml" xmlns:wp14="http://schemas.microsoft.com/office/word/2010/wordprocessingDrawing" xmlns:wp="http://schemas.openxmlformats.org/drawingml/2006/wordprocessingDrawing" xmlns:w10="urn:schemas-microsoft-com:office:word" xmlns:w="http://schemas.openxmlformats.org/wordprocessingml/2006/main" xmlns:w14="http://schemas.microsoft.com/office/word/2010/wordml" xmlns:w15="http://schemas.microsoft.com/office/word/2012/wordml" xmlns:w16cex="http://schemas.microsoft.com/office/word/2018/wordml/cex" xmlns:w16cid="http://schemas.microsoft.com/office/word/2016/wordml/cid" xmlns:w16="http://schemas.microsoft.com/office/word/2018/wordml" xmlns:w16sdtdh="http://schemas.microsoft.com/office/word/2020/wordml/sdtdatahash" xmlns:w16se="http://schemas.microsoft.com/office/word/2015/wordml/symex" xmlns:wpg="http://schemas.microsoft.com/office/word/2010/wordprocessingGroup" xmlns:wpi="http://schemas.microsoft.com/office/word/2010/wordprocessingInk" xmlns:wne="http://schemas.microsoft.com/office/word/2006/wordml" xmlns:wps="http://schemas.microsoft.com/office/word/2010/wordprocessingShape" mc:Ignorable="w14 w15 w16se w16cid w16 w16cex w16sdtdh wp14">
+<w:endnotes xmlns:wpc="http://schemas.microsoft.com/office/word/2010/wordprocessingCanvas" xmlns:cx="http://schemas.microsoft.com/office/drawing/2014/chartex" xmlns:cx1="http://schemas.microsoft.com/office/drawing/2015/9/8/chartex" xmlns:cx2="http://schemas.microsoft.com/office/drawing/2015/10/21/chartex" xmlns:cx3="http://schemas.microsoft.com/office/drawing/2016/5/9/chartex" xmlns:cx4="http://schemas.microsoft.com/office/drawing/2016/5/10/chartex" xmlns:cx5="http://schemas.microsoft.com/office/drawing/2016/5/11/chartex" xmlns:cx6="http://schemas.microsoft.com/office/drawing/2016/5/12/chartex" xmlns:cx7="http://schemas.microsoft.com/office/drawing/2016/5/13/chartex" xmlns:cx8="http://schemas.microsoft.com/office/drawing/2016/5/14/chartex" xmlns:mc="http://schemas.openxmlformats.org/markup-compatibility/2006" xmlns:aink="http://schemas.microsoft.com/office/drawing/2016/ink" xmlns:am3d="http://schemas.microsoft.com/office/drawing/2017/model3d" xmlns:o="urn:schemas-microsoft-com:office:office" xmlns:oel="http://schemas.microsoft.com/office/2019/extlst" xmlns:r="http://schemas.openxmlformats.org/officeDocument/2006/relationships" xmlns:m="http://schemas.openxmlformats.org/officeDocument/2006/math" xmlns:v="urn:schemas-microsoft-com:vml" xmlns:wp14="http://schemas.microsoft.com/office/word/2010/wordprocessingDrawing" xmlns:wp="http://schemas.openxmlformats.org/drawingml/2006/wordprocessingDrawing" xmlns:w10="urn:schemas-microsoft-com:office:word" xmlns:w="http://schemas.openxmlformats.org/wordprocessingml/2006/main" xmlns:w14="http://schemas.microsoft.com/office/word/2010/wordml" xmlns:w15="http://schemas.microsoft.com/office/word/2012/wordml" xmlns:w16cex="http://schemas.microsoft.com/office/word/2018/wordml/cex" xmlns:w16cid="http://schemas.microsoft.com/office/word/2016/wordml/cid" xmlns:w16="http://schemas.microsoft.com/office/word/2018/wordml" xmlns:w16du="http://schemas.microsoft.com/office/word/2023/wordml/word16du" xmlns:w16sdtdh="http://schemas.microsoft.com/office/word/2020/wordml/sdtdatahash" xmlns:w16sdtfl="http://schemas.microsoft.com/office/word/2024/wordml/sdtformatlock" xmlns:w16se="http://schemas.microsoft.com/office/word/2015/wordml/symex" xmlns:wpg="http://schemas.microsoft.com/office/word/2010/wordprocessingGroup" xmlns:wpi="http://schemas.microsoft.com/office/word/2010/wordprocessingInk" xmlns:wne="http://schemas.microsoft.com/office/word/2006/wordml" xmlns:wps="http://schemas.microsoft.com/office/word/2010/wordprocessingShape" mc:Ignorable="w14 w15 w16se w16cid w16 w16cex w16sdtdh w16sdtfl w16du wp14">
   <w:endnote w:type="separator" w:id="-1">
     <w:p>
       <w:pPr>
@@ -247,7 +226,7 @@
 </file>
 
 <file path=word/footer1.xml><?xml version="1.0" encoding="utf-8"?>
-<w:ftr xmlns:wpc="http://schemas.microsoft.com/office/word/2010/wordprocessingCanvas" xmlns:cx="http://schemas.microsoft.com/office/drawing/2014/chartex" xmlns:cx1="http://schemas.microsoft.com/office/drawing/2015/9/8/chartex" xmlns:cx2="http://schemas.microsoft.com/office/drawing/2015/10/21/chartex" xmlns:cx3="http://schemas.microsoft.com/office/drawing/2016/5/9/chartex" xmlns:cx4="http://schemas.microsoft.com/office/drawing/2016/5/10/chartex" xmlns:cx5="http://schemas.microsoft.com/office/drawing/2016/5/11/chartex" xmlns:cx6="http://schemas.microsoft.com/office/drawing/2016/5/12/chartex" xmlns:cx7="http://schemas.microsoft.com/office/drawing/2016/5/13/chartex" xmlns:cx8="http://schemas.microsoft.com/office/drawing/2016/5/14/chartex" xmlns:mc="http://schemas.openxmlformats.org/markup-compatibility/2006" xmlns:aink="http://schemas.microsoft.com/office/drawing/2016/ink" xmlns:am3d="http://schemas.microsoft.com/office/drawing/2017/model3d" xmlns:o="urn:schemas-microsoft-com:office:office" xmlns:oel="http://schemas.microsoft.com/office/2019/extlst" xmlns:r="http://schemas.openxmlformats.org/officeDocument/2006/relationships" xmlns:m="http://schemas.openxmlformats.org/officeDocument/2006/math" xmlns:v="urn:schemas-microsoft-com:vml" xmlns:wp14="http://schemas.microsoft.com/office/word/2010/wordprocessingDrawing" xmlns:wp="http://schemas.openxmlformats.org/drawingml/2006/wordprocessingDrawing" xmlns:w10="urn:schemas-microsoft-com:office:word" xmlns:w="http://schemas.openxmlformats.org/wordprocessingml/2006/main" xmlns:w14="http://schemas.microsoft.com/office/word/2010/wordml" xmlns:w15="http://schemas.microsoft.com/office/word/2012/wordml" xmlns:w16cex="http://schemas.microsoft.com/office/word/2018/wordml/cex" xmlns:w16cid="http://schemas.microsoft.com/office/word/2016/wordml/cid" xmlns:w16="http://schemas.microsoft.com/office/word/2018/wordml" xmlns:w16sdtdh="http://schemas.microsoft.com/office/word/2020/wordml/sdtdatahash" xmlns:w16se="http://schemas.microsoft.com/office/word/2015/wordml/symex" xmlns:wpg="http://schemas.microsoft.com/office/word/2010/wordprocessingGroup" xmlns:wpi="http://schemas.microsoft.com/office/word/2010/wordprocessingInk" xmlns:wne="http://schemas.microsoft.com/office/word/2006/wordml" xmlns:wps="http://schemas.microsoft.com/office/word/2010/wordprocessingShape" mc:Ignorable="w14 w15 w16se w16cid w16 w16cex w16sdtdh wp14">
+<w:ftr xmlns:wpc="http://schemas.microsoft.com/office/word/2010/wordprocessingCanvas" xmlns:cx="http://schemas.microsoft.com/office/drawing/2014/chartex" xmlns:cx1="http://schemas.microsoft.com/office/drawing/2015/9/8/chartex" xmlns:cx2="http://schemas.microsoft.com/office/drawing/2015/10/21/chartex" xmlns:cx3="http://schemas.microsoft.com/office/drawing/2016/5/9/chartex" xmlns:cx4="http://schemas.microsoft.com/office/drawing/2016/5/10/chartex" xmlns:cx5="http://schemas.microsoft.com/office/drawing/2016/5/11/chartex" xmlns:cx6="http://schemas.microsoft.com/office/drawing/2016/5/12/chartex" xmlns:cx7="http://schemas.microsoft.com/office/drawing/2016/5/13/chartex" xmlns:cx8="http://schemas.microsoft.com/office/drawing/2016/5/14/chartex" xmlns:mc="http://schemas.openxmlformats.org/markup-compatibility/2006" xmlns:aink="http://schemas.microsoft.com/office/drawing/2016/ink" xmlns:am3d="http://schemas.microsoft.com/office/drawing/2017/model3d" xmlns:o="urn:schemas-microsoft-com:office:office" xmlns:oel="http://schemas.microsoft.com/office/2019/extlst" xmlns:r="http://schemas.openxmlformats.org/officeDocument/2006/relationships" xmlns:m="http://schemas.openxmlformats.org/officeDocument/2006/math" xmlns:v="urn:schemas-microsoft-com:vml" xmlns:wp14="http://schemas.microsoft.com/office/word/2010/wordprocessingDrawing" xmlns:wp="http://schemas.openxmlformats.org/drawingml/2006/wordprocessingDrawing" xmlns:w10="urn:schemas-microsoft-com:office:word" xmlns:w="http://schemas.openxmlformats.org/wordprocessingml/2006/main" xmlns:w14="http://schemas.microsoft.com/office/word/2010/wordml" xmlns:w15="http://schemas.microsoft.com/office/word/2012/wordml" xmlns:w16cex="http://schemas.microsoft.com/office/word/2018/wordml/cex" xmlns:w16cid="http://schemas.microsoft.com/office/word/2016/wordml/cid" xmlns:w16="http://schemas.microsoft.com/office/word/2018/wordml" xmlns:w16du="http://schemas.microsoft.com/office/word/2023/wordml/word16du" xmlns:w16sdtdh="http://schemas.microsoft.com/office/word/2020/wordml/sdtdatahash" xmlns:w16sdtfl="http://schemas.microsoft.com/office/word/2024/wordml/sdtformatlock" xmlns:w16se="http://schemas.microsoft.com/office/word/2015/wordml/symex" xmlns:wpg="http://schemas.microsoft.com/office/word/2010/wordprocessingGroup" xmlns:wpi="http://schemas.microsoft.com/office/word/2010/wordprocessingInk" xmlns:wne="http://schemas.microsoft.com/office/word/2006/wordml" xmlns:wps="http://schemas.microsoft.com/office/word/2010/wordprocessingShape" mc:Ignorable="w14 w15 w16se w16cid w16 w16cex w16sdtdh w16sdtfl w16du wp14">
   <w:p>
     <w:pPr>
       <w:pStyle w:val="Footer"/>
@@ -257,7 +236,7 @@
 </file>
 
 <file path=word/footer2.xml><?xml version="1.0" encoding="utf-8"?>
-<w:ftr xmlns:wpc="http://schemas.microsoft.com/office/word/2010/wordprocessingCanvas" xmlns:cx="http://schemas.microsoft.com/office/drawing/2014/chartex" xmlns:cx1="http://schemas.microsoft.com/office/drawing/2015/9/8/chartex" xmlns:cx2="http://schemas.microsoft.com/office/drawing/2015/10/21/chartex" xmlns:cx3="http://schemas.microsoft.com/office/drawing/2016/5/9/chartex" xmlns:cx4="http://schemas.microsoft.com/office/drawing/2016/5/10/chartex" xmlns:cx5="http://schemas.microsoft.com/office/drawing/2016/5/11/chartex" xmlns:cx6="http://schemas.microsoft.com/office/drawing/2016/5/12/chartex" xmlns:cx7="http://schemas.microsoft.com/office/drawing/2016/5/13/chartex" xmlns:cx8="http://schemas.microsoft.com/office/drawing/2016/5/14/chartex" xmlns:mc="http://schemas.openxmlformats.org/markup-compatibility/2006" xmlns:aink="http://schemas.microsoft.com/office/drawing/2016/ink" xmlns:am3d="http://schemas.microsoft.com/office/drawing/2017/model3d" xmlns:o="urn:schemas-microsoft-com:office:office" xmlns:oel="http://schemas.microsoft.com/office/2019/extlst" xmlns:r="http://schemas.openxmlformats.org/officeDocument/2006/relationships" xmlns:m="http://schemas.openxmlformats.org/officeDocument/2006/math" xmlns:v="urn:schemas-microsoft-com:vml" xmlns:wp14="http://schemas.microsoft.com/office/word/2010/wordprocessingDrawing" xmlns:wp="http://schemas.openxmlformats.org/drawingml/2006/wordprocessingDrawing" xmlns:w10="urn:schemas-microsoft-com:office:word" xmlns:w="http://schemas.openxmlformats.org/wordprocessingml/2006/main" xmlns:w14="http://schemas.microsoft.com/office/word/2010/wordml" xmlns:w15="http://schemas.microsoft.com/office/word/2012/wordml" xmlns:w16cex="http://schemas.microsoft.com/office/word/2018/wordml/cex" xmlns:w16cid="http://schemas.microsoft.com/office/word/2016/wordml/cid" xmlns:w16="http://schemas.microsoft.com/office/word/2018/wordml" xmlns:w16sdtdh="http://schemas.microsoft.com/office/word/2020/wordml/sdtdatahash" xmlns:w16se="http://schemas.microsoft.com/office/word/2015/wordml/symex" xmlns:wpg="http://schemas.microsoft.com/office/word/2010/wordprocessingGroup" xmlns:wpi="http://schemas.microsoft.com/office/word/2010/wordprocessingInk" xmlns:wne="http://schemas.microsoft.com/office/word/2006/wordml" xmlns:wps="http://schemas.microsoft.com/office/word/2010/wordprocessingShape" mc:Ignorable="w14 w15 w16se w16cid w16 w16cex w16sdtdh wp14">
+<w:ftr xmlns:wpc="http://schemas.microsoft.com/office/word/2010/wordprocessingCanvas" xmlns:cx="http://schemas.microsoft.com/office/drawing/2014/chartex" xmlns:cx1="http://schemas.microsoft.com/office/drawing/2015/9/8/chartex" xmlns:cx2="http://schemas.microsoft.com/office/drawing/2015/10/21/chartex" xmlns:cx3="http://schemas.microsoft.com/office/drawing/2016/5/9/chartex" xmlns:cx4="http://schemas.microsoft.com/office/drawing/2016/5/10/chartex" xmlns:cx5="http://schemas.microsoft.com/office/drawing/2016/5/11/chartex" xmlns:cx6="http://schemas.microsoft.com/office/drawing/2016/5/12/chartex" xmlns:cx7="http://schemas.microsoft.com/office/drawing/2016/5/13/chartex" xmlns:cx8="http://schemas.microsoft.com/office/drawing/2016/5/14/chartex" xmlns:mc="http://schemas.openxmlformats.org/markup-compatibility/2006" xmlns:aink="http://schemas.microsoft.com/office/drawing/2016/ink" xmlns:am3d="http://schemas.microsoft.com/office/drawing/2017/model3d" xmlns:o="urn:schemas-microsoft-com:office:office" xmlns:oel="http://schemas.microsoft.com/office/2019/extlst" xmlns:r="http://schemas.openxmlformats.org/officeDocument/2006/relationships" xmlns:m="http://schemas.openxmlformats.org/officeDocument/2006/math" xmlns:v="urn:schemas-microsoft-com:vml" xmlns:wp14="http://schemas.microsoft.com/office/word/2010/wordprocessingDrawing" xmlns:wp="http://schemas.openxmlformats.org/drawingml/2006/wordprocessingDrawing" xmlns:w10="urn:schemas-microsoft-com:office:word" xmlns:w="http://schemas.openxmlformats.org/wordprocessingml/2006/main" xmlns:w14="http://schemas.microsoft.com/office/word/2010/wordml" xmlns:w15="http://schemas.microsoft.com/office/word/2012/wordml" xmlns:w16cex="http://schemas.microsoft.com/office/word/2018/wordml/cex" xmlns:w16cid="http://schemas.microsoft.com/office/word/2016/wordml/cid" xmlns:w16="http://schemas.microsoft.com/office/word/2018/wordml" xmlns:w16du="http://schemas.microsoft.com/office/word/2023/wordml/word16du" xmlns:w16sdtdh="http://schemas.microsoft.com/office/word/2020/wordml/sdtdatahash" xmlns:w16sdtfl="http://schemas.microsoft.com/office/word/2024/wordml/sdtformatlock" xmlns:w16se="http://schemas.microsoft.com/office/word/2015/wordml/symex" xmlns:wpg="http://schemas.microsoft.com/office/word/2010/wordprocessingGroup" xmlns:wpi="http://schemas.microsoft.com/office/word/2010/wordprocessingInk" xmlns:wne="http://schemas.microsoft.com/office/word/2006/wordml" xmlns:wps="http://schemas.microsoft.com/office/word/2010/wordprocessingShape" mc:Ignorable="w14 w15 w16se w16cid w16 w16cex w16sdtdh w16sdtfl w16du wp14">
   <w:p>
     <w:pPr>
       <w:pStyle w:val="Footer"/>
@@ -267,7 +246,7 @@
 </file>
 
 <file path=word/footer3.xml><?xml version="1.0" encoding="utf-8"?>
-<w:ftr xmlns:wpc="http://schemas.microsoft.com/office/word/2010/wordprocessingCanvas" xmlns:cx="http://schemas.microsoft.com/office/drawing/2014/chartex" xmlns:cx1="http://schemas.microsoft.com/office/drawing/2015/9/8/chartex" xmlns:cx2="http://schemas.microsoft.com/office/drawing/2015/10/21/chartex" xmlns:cx3="http://schemas.microsoft.com/office/drawing/2016/5/9/chartex" xmlns:cx4="http://schemas.microsoft.com/office/drawing/2016/5/10/chartex" xmlns:cx5="http://schemas.microsoft.com/office/drawing/2016/5/11/chartex" xmlns:cx6="http://schemas.microsoft.com/office/drawing/2016/5/12/chartex" xmlns:cx7="http://schemas.microsoft.com/office/drawing/2016/5/13/chartex" xmlns:cx8="http://schemas.microsoft.com/office/drawing/2016/5/14/chartex" xmlns:mc="http://schemas.openxmlformats.org/markup-compatibility/2006" xmlns:aink="http://schemas.microsoft.com/office/drawing/2016/ink" xmlns:am3d="http://schemas.microsoft.com/office/drawing/2017/model3d" xmlns:o="urn:schemas-microsoft-com:office:office" xmlns:oel="http://schemas.microsoft.com/office/2019/extlst" xmlns:r="http://schemas.openxmlformats.org/officeDocument/2006/relationships" xmlns:m="http://schemas.openxmlformats.org/officeDocument/2006/math" xmlns:v="urn:schemas-microsoft-com:vml" xmlns:wp14="http://schemas.microsoft.com/office/word/2010/wordprocessingDrawing" xmlns:wp="http://schemas.openxmlformats.org/drawingml/2006/wordprocessingDrawing" xmlns:w10="urn:schemas-microsoft-com:office:word" xmlns:w="http://schemas.openxmlformats.org/wordprocessingml/2006/main" xmlns:w14="http://schemas.microsoft.com/office/word/2010/wordml" xmlns:w15="http://schemas.microsoft.com/office/word/2012/wordml" xmlns:w16cex="http://schemas.microsoft.com/office/word/2018/wordml/cex" xmlns:w16cid="http://schemas.microsoft.com/office/word/2016/wordml/cid" xmlns:w16="http://schemas.microsoft.com/office/word/2018/wordml" xmlns:w16sdtdh="http://schemas.microsoft.com/office/word/2020/wordml/sdtdatahash" xmlns:w16se="http://schemas.microsoft.com/office/word/2015/wordml/symex" xmlns:wpg="http://schemas.microsoft.com/office/word/2010/wordprocessingGroup" xmlns:wpi="http://schemas.microsoft.com/office/word/2010/wordprocessingInk" xmlns:wne="http://schemas.microsoft.com/office/word/2006/wordml" xmlns:wps="http://schemas.microsoft.com/office/word/2010/wordprocessingShape" mc:Ignorable="w14 w15 w16se w16cid w16 w16cex w16sdtdh wp14">
+<w:ftr xmlns:wpc="http://schemas.microsoft.com/office/word/2010/wordprocessingCanvas" xmlns:cx="http://schemas.microsoft.com/office/drawing/2014/chartex" xmlns:cx1="http://schemas.microsoft.com/office/drawing/2015/9/8/chartex" xmlns:cx2="http://schemas.microsoft.com/office/drawing/2015/10/21/chartex" xmlns:cx3="http://schemas.microsoft.com/office/drawing/2016/5/9/chartex" xmlns:cx4="http://schemas.microsoft.com/office/drawing/2016/5/10/chartex" xmlns:cx5="http://schemas.microsoft.com/office/drawing/2016/5/11/chartex" xmlns:cx6="http://schemas.microsoft.com/office/drawing/2016/5/12/chartex" xmlns:cx7="http://schemas.microsoft.com/office/drawing/2016/5/13/chartex" xmlns:cx8="http://schemas.microsoft.com/office/drawing/2016/5/14/chartex" xmlns:mc="http://schemas.openxmlformats.org/markup-compatibility/2006" xmlns:aink="http://schemas.microsoft.com/office/drawing/2016/ink" xmlns:am3d="http://schemas.microsoft.com/office/drawing/2017/model3d" xmlns:o="urn:schemas-microsoft-com:office:office" xmlns:oel="http://schemas.microsoft.com/office/2019/extlst" xmlns:r="http://schemas.openxmlformats.org/officeDocument/2006/relationships" xmlns:m="http://schemas.openxmlformats.org/officeDocument/2006/math" xmlns:v="urn:schemas-microsoft-com:vml" xmlns:wp14="http://schemas.microsoft.com/office/word/2010/wordprocessingDrawing" xmlns:wp="http://schemas.openxmlformats.org/drawingml/2006/wordprocessingDrawing" xmlns:w10="urn:schemas-microsoft-com:office:word" xmlns:w="http://schemas.openxmlformats.org/wordprocessingml/2006/main" xmlns:w14="http://schemas.microsoft.com/office/word/2010/wordml" xmlns:w15="http://schemas.microsoft.com/office/word/2012/wordml" xmlns:w16cex="http://schemas.microsoft.com/office/word/2018/wordml/cex" xmlns:w16cid="http://schemas.microsoft.com/office/word/2016/wordml/cid" xmlns:w16="http://schemas.microsoft.com/office/word/2018/wordml" xmlns:w16du="http://schemas.microsoft.com/office/word/2023/wordml/word16du" xmlns:w16sdtdh="http://schemas.microsoft.com/office/word/2020/wordml/sdtdatahash" xmlns:w16sdtfl="http://schemas.microsoft.com/office/word/2024/wordml/sdtformatlock" xmlns:w16se="http://schemas.microsoft.com/office/word/2015/wordml/symex" xmlns:wpg="http://schemas.microsoft.com/office/word/2010/wordprocessingGroup" xmlns:wpi="http://schemas.microsoft.com/office/word/2010/wordprocessingInk" xmlns:wne="http://schemas.microsoft.com/office/word/2006/wordml" xmlns:wps="http://schemas.microsoft.com/office/word/2010/wordprocessingShape" mc:Ignorable="w14 w15 w16se w16cid w16 w16cex w16sdtdh w16sdtfl w16du wp14">
   <w:p>
     <w:pPr>
       <w:pStyle w:val="Footer"/>
@@ -277,7 +256,7 @@
 </file>
 
 <file path=word/footnotes.xml><?xml version="1.0" encoding="utf-8"?>
-<w:footnotes xmlns:wpc="http://schemas.microsoft.com/office/word/2010/wordprocessingCanvas" xmlns:cx="http://schemas.microsoft.com/office/drawing/2014/chartex" xmlns:cx1="http://schemas.microsoft.com/office/drawing/2015/9/8/chartex" xmlns:cx2="http://schemas.microsoft.com/office/drawing/2015/10/21/chartex" xmlns:cx3="http://schemas.microsoft.com/office/drawing/2016/5/9/chartex" xmlns:cx4="http://schemas.microsoft.com/office/drawing/2016/5/10/chartex" xmlns:cx5="http://schemas.microsoft.com/office/drawing/2016/5/11/chartex" xmlns:cx6="http://schemas.microsoft.com/office/drawing/2016/5/12/chartex" xmlns:cx7="http://schemas.microsoft.com/office/drawing/2016/5/13/chartex" xmlns:cx8="http://schemas.microsoft.com/office/drawing/2016/5/14/chartex" xmlns:mc="http://schemas.openxmlformats.org/markup-compatibility/2006" xmlns:aink="http://schemas.microsoft.com/office/drawing/2016/ink" xmlns:am3d="http://schemas.microsoft.com/office/drawing/2017/model3d" xmlns:o="urn:schemas-microsoft-com:office:office" xmlns:oel="http://schemas.microsoft.com/office/2019/extlst" xmlns:r="http://schemas.openxmlformats.org/officeDocument/2006/relationships" xmlns:m="http://schemas.openxmlformats.org/officeDocument/2006/math" xmlns:v="urn:schemas-microsoft-com:vml" xmlns:wp14="http://schemas.microsoft.com/office/word/2010/wordprocessingDrawing" xmlns:wp="http://schemas.openxmlformats.org/drawingml/2006/wordprocessingDrawing" xmlns:w10="urn:schemas-microsoft-com:office:word" xmlns:w="http://schemas.openxmlformats.org/wordprocessingml/2006/main" xmlns:w14="http://schemas.microsoft.com/office/word/2010/wordml" xmlns:w15="http://schemas.microsoft.com/office/word/2012/wordml" xmlns:w16cex="http://schemas.microsoft.com/office/word/2018/wordml/cex" xmlns:w16cid="http://schemas.microsoft.com/office/word/2016/wordml/cid" xmlns:w16="http://schemas.microsoft.com/office/word/2018/wordml" xmlns:w16sdtdh="http://schemas.microsoft.com/office/word/2020/wordml/sdtdatahash" xmlns:w16se="http://schemas.microsoft.com/office/word/2015/wordml/symex" xmlns:wpg="http://schemas.microsoft.com/office/word/2010/wordprocessingGroup" xmlns:wpi="http://schemas.microsoft.com/office/word/2010/wordprocessingInk" xmlns:wne="http://schemas.microsoft.com/office/word/2006/wordml" xmlns:wps="http://schemas.microsoft.com/office/word/2010/wordprocessingShape" mc:Ignorable="w14 w15 w16se w16cid w16 w16cex w16sdtdh wp14">
+<w:footnotes xmlns:wpc="http://schemas.microsoft.com/office/word/2010/wordprocessingCanvas" xmlns:cx="http://schemas.microsoft.com/office/drawing/2014/chartex" xmlns:cx1="http://schemas.microsoft.com/office/drawing/2015/9/8/chartex" xmlns:cx2="http://schemas.microsoft.com/office/drawing/2015/10/21/chartex" xmlns:cx3="http://schemas.microsoft.com/office/drawing/2016/5/9/chartex" xmlns:cx4="http://schemas.microsoft.com/office/drawing/2016/5/10/chartex" xmlns:cx5="http://schemas.microsoft.com/office/drawing/2016/5/11/chartex" xmlns:cx6="http://schemas.microsoft.com/office/drawing/2016/5/12/chartex" xmlns:cx7="http://schemas.microsoft.com/office/drawing/2016/5/13/chartex" xmlns:cx8="http://schemas.microsoft.com/office/drawing/2016/5/14/chartex" xmlns:mc="http://schemas.openxmlformats.org/markup-compatibility/2006" xmlns:aink="http://schemas.microsoft.com/office/drawing/2016/ink" xmlns:am3d="http://schemas.microsoft.com/office/drawing/2017/model3d" xmlns:o="urn:schemas-microsoft-com:office:office" xmlns:oel="http://schemas.microsoft.com/office/2019/extlst" xmlns:r="http://schemas.openxmlformats.org/officeDocument/2006/relationships" xmlns:m="http://schemas.openxmlformats.org/officeDocument/2006/math" xmlns:v="urn:schemas-microsoft-com:vml" xmlns:wp14="http://schemas.microsoft.com/office/word/2010/wordprocessingDrawing" xmlns:wp="http://schemas.openxmlformats.org/drawingml/2006/wordprocessingDrawing" xmlns:w10="urn:schemas-microsoft-com:office:word" xmlns:w="http://schemas.openxmlformats.org/wordprocessingml/2006/main" xmlns:w14="http://schemas.microsoft.com/office/word/2010/wordml" xmlns:w15="http://schemas.microsoft.com/office/word/2012/wordml" xmlns:w16cex="http://schemas.microsoft.com/office/word/2018/wordml/cex" xmlns:w16cid="http://schemas.microsoft.com/office/word/2016/wordml/cid" xmlns:w16="http://schemas.microsoft.com/office/word/2018/wordml" xmlns:w16du="http://schemas.microsoft.com/office/word/2023/wordml/word16du" xmlns:w16sdtdh="http://schemas.microsoft.com/office/word/2020/wordml/sdtdatahash" xmlns:w16sdtfl="http://schemas.microsoft.com/office/word/2024/wordml/sdtformatlock" xmlns:w16se="http://schemas.microsoft.com/office/word/2015/wordml/symex" xmlns:wpg="http://schemas.microsoft.com/office/word/2010/wordprocessingGroup" xmlns:wpi="http://schemas.microsoft.com/office/word/2010/wordprocessingInk" xmlns:wne="http://schemas.microsoft.com/office/word/2006/wordml" xmlns:wps="http://schemas.microsoft.com/office/word/2010/wordprocessingShape" mc:Ignorable="w14 w15 w16se w16cid w16 w16cex w16sdtdh w16sdtfl w16du wp14">
   <w:footnote w:type="separator" w:id="-1">
     <w:p>
       <w:pPr>
@@ -302,7 +281,7 @@
 </file>
 
 <file path=word/header1.xml><?xml version="1.0" encoding="utf-8"?>
-<w:hdr xmlns:wpc="http://schemas.microsoft.com/office/word/2010/wordprocessingCanvas" xmlns:cx="http://schemas.microsoft.com/office/drawing/2014/chartex" xmlns:cx1="http://schemas.microsoft.com/office/drawing/2015/9/8/chartex" xmlns:cx2="http://schemas.microsoft.com/office/drawing/2015/10/21/chartex" xmlns:cx3="http://schemas.microsoft.com/office/drawing/2016/5/9/chartex" xmlns:cx4="http://schemas.microsoft.com/office/drawing/2016/5/10/chartex" xmlns:cx5="http://schemas.microsoft.com/office/drawing/2016/5/11/chartex" xmlns:cx6="http://schemas.microsoft.com/office/drawing/2016/5/12/chartex" xmlns:cx7="http://schemas.microsoft.com/office/drawing/2016/5/13/chartex" xmlns:cx8="http://schemas.microsoft.com/office/drawing/2016/5/14/chartex" xmlns:mc="http://schemas.openxmlformats.org/markup-compatibility/2006" xmlns:aink="http://schemas.microsoft.com/office/drawing/2016/ink" xmlns:am3d="http://schemas.microsoft.com/office/drawing/2017/model3d" xmlns:o="urn:schemas-microsoft-com:office:office" xmlns:oel="http://schemas.microsoft.com/office/2019/extlst" xmlns:r="http://schemas.openxmlformats.org/officeDocument/2006/relationships" xmlns:m="http://schemas.openxmlformats.org/officeDocument/2006/math" xmlns:v="urn:schemas-microsoft-com:vml" xmlns:wp14="http://schemas.microsoft.com/office/word/2010/wordprocessingDrawing" xmlns:wp="http://schemas.openxmlformats.org/drawingml/2006/wordprocessingDrawing" xmlns:w10="urn:schemas-microsoft-com:office:word" xmlns:w="http://schemas.openxmlformats.org/wordprocessingml/2006/main" xmlns:w14="http://schemas.microsoft.com/office/word/2010/wordml" xmlns:w15="http://schemas.microsoft.com/office/word/2012/wordml" xmlns:w16cex="http://schemas.microsoft.com/office/word/2018/wordml/cex" xmlns:w16cid="http://schemas.microsoft.com/office/word/2016/wordml/cid" xmlns:w16="http://schemas.microsoft.com/office/word/2018/wordml" xmlns:w16sdtdh="http://schemas.microsoft.com/office/word/2020/wordml/sdtdatahash" xmlns:w16se="http://schemas.microsoft.com/office/word/2015/wordml/symex" xmlns:wpg="http://schemas.microsoft.com/office/word/2010/wordprocessingGroup" xmlns:wpi="http://schemas.microsoft.com/office/word/2010/wordprocessingInk" xmlns:wne="http://schemas.microsoft.com/office/word/2006/wordml" xmlns:wps="http://schemas.microsoft.com/office/word/2010/wordprocessingShape" mc:Ignorable="w14 w15 w16se w16cid w16 w16cex w16sdtdh wp14">
+<w:hdr xmlns:wpc="http://schemas.microsoft.com/office/word/2010/wordprocessingCanvas" xmlns:cx="http://schemas.microsoft.com/office/drawing/2014/chartex" xmlns:cx1="http://schemas.microsoft.com/office/drawing/2015/9/8/chartex" xmlns:cx2="http://schemas.microsoft.com/office/drawing/2015/10/21/chartex" xmlns:cx3="http://schemas.microsoft.com/office/drawing/2016/5/9/chartex" xmlns:cx4="http://schemas.microsoft.com/office/drawing/2016/5/10/chartex" xmlns:cx5="http://schemas.microsoft.com/office/drawing/2016/5/11/chartex" xmlns:cx6="http://schemas.microsoft.com/office/drawing/2016/5/12/chartex" xmlns:cx7="http://schemas.microsoft.com/office/drawing/2016/5/13/chartex" xmlns:cx8="http://schemas.microsoft.com/office/drawing/2016/5/14/chartex" xmlns:mc="http://schemas.openxmlformats.org/markup-compatibility/2006" xmlns:aink="http://schemas.microsoft.com/office/drawing/2016/ink" xmlns:am3d="http://schemas.microsoft.com/office/drawing/2017/model3d" xmlns:o="urn:schemas-microsoft-com:office:office" xmlns:oel="http://schemas.microsoft.com/office/2019/extlst" xmlns:r="http://schemas.openxmlformats.org/officeDocument/2006/relationships" xmlns:m="http://schemas.openxmlformats.org/officeDocument/2006/math" xmlns:v="urn:schemas-microsoft-com:vml" xmlns:wp14="http://schemas.microsoft.com/office/word/2010/wordprocessingDrawing" xmlns:wp="http://schemas.openxmlformats.org/drawingml/2006/wordprocessingDrawing" xmlns:w10="urn:schemas-microsoft-com:office:word" xmlns:w="http://schemas.openxmlformats.org/wordprocessingml/2006/main" xmlns:w14="http://schemas.microsoft.com/office/word/2010/wordml" xmlns:w15="http://schemas.microsoft.com/office/word/2012/wordml" xmlns:w16cex="http://schemas.microsoft.com/office/word/2018/wordml/cex" xmlns:w16cid="http://schemas.microsoft.com/office/word/2016/wordml/cid" xmlns:w16="http://schemas.microsoft.com/office/word/2018/wordml" xmlns:w16du="http://schemas.microsoft.com/office/word/2023/wordml/word16du" xmlns:w16sdtdh="http://schemas.microsoft.com/office/word/2020/wordml/sdtdatahash" xmlns:w16sdtfl="http://schemas.microsoft.com/office/word/2024/wordml/sdtformatlock" xmlns:w16se="http://schemas.microsoft.com/office/word/2015/wordml/symex" xmlns:wpg="http://schemas.microsoft.com/office/word/2010/wordprocessingGroup" xmlns:wpi="http://schemas.microsoft.com/office/word/2010/wordprocessingInk" xmlns:wne="http://schemas.microsoft.com/office/word/2006/wordml" xmlns:wps="http://schemas.microsoft.com/office/word/2010/wordprocessingShape" mc:Ignorable="w14 w15 w16se w16cid w16 w16cex w16sdtdh w16sdtfl w16du wp14">
   <w:p>
     <w:pPr>
       <w:pStyle w:val="Header"/>
@@ -312,7 +291,7 @@
 </file>
 
 <file path=word/header2.xml><?xml version="1.0" encoding="utf-8"?>
-<w:hdr xmlns:wpc="http://schemas.microsoft.com/office/word/2010/wordprocessingCanvas" xmlns:cx="http://schemas.microsoft.com/office/drawing/2014/chartex" xmlns:cx1="http://schemas.microsoft.com/office/drawing/2015/9/8/chartex" xmlns:cx2="http://schemas.microsoft.com/office/drawing/2015/10/21/chartex" xmlns:cx3="http://schemas.microsoft.com/office/drawing/2016/5/9/chartex" xmlns:cx4="http://schemas.microsoft.com/office/drawing/2016/5/10/chartex" xmlns:cx5="http://schemas.microsoft.com/office/drawing/2016/5/11/chartex" xmlns:cx6="http://schemas.microsoft.com/office/drawing/2016/5/12/chartex" xmlns:cx7="http://schemas.microsoft.com/office/drawing/2016/5/13/chartex" xmlns:cx8="http://schemas.microsoft.com/office/drawing/2016/5/14/chartex" xmlns:mc="http://schemas.openxmlformats.org/markup-compatibility/2006" xmlns:aink="http://schemas.microsoft.com/office/drawing/2016/ink" xmlns:am3d="http://schemas.microsoft.com/office/drawing/2017/model3d" xmlns:o="urn:schemas-microsoft-com:office:office" xmlns:oel="http://schemas.microsoft.com/office/2019/extlst" xmlns:r="http://schemas.openxmlformats.org/officeDocument/2006/relationships" xmlns:m="http://schemas.openxmlformats.org/officeDocument/2006/math" xmlns:v="urn:schemas-microsoft-com:vml" xmlns:wp14="http://schemas.microsoft.com/office/word/2010/wordprocessingDrawing" xmlns:wp="http://schemas.openxmlformats.org/drawingml/2006/wordprocessingDrawing" xmlns:w10="urn:schemas-microsoft-com:office:word" xmlns:w="http://schemas.openxmlformats.org/wordprocessingml/2006/main" xmlns:w14="http://schemas.microsoft.com/office/word/2010/wordml" xmlns:w15="http://schemas.microsoft.com/office/word/2012/wordml" xmlns:w16cex="http://schemas.microsoft.com/office/word/2018/wordml/cex" xmlns:w16cid="http://schemas.microsoft.com/office/word/2016/wordml/cid" xmlns:w16="http://schemas.microsoft.com/office/word/2018/wordml" xmlns:w16sdtdh="http://schemas.microsoft.com/office/word/2020/wordml/sdtdatahash" xmlns:w16se="http://schemas.microsoft.com/office/word/2015/wordml/symex" xmlns:wpg="http://schemas.microsoft.com/office/word/2010/wordprocessingGroup" xmlns:wpi="http://schemas.microsoft.com/office/word/2010/wordprocessingInk" xmlns:wne="http://schemas.microsoft.com/office/word/2006/wordml" xmlns:wps="http://schemas.microsoft.com/office/word/2010/wordprocessingShape" mc:Ignorable="w14 w15 w16se w16cid w16 w16cex w16sdtdh wp14">
+<w:hdr xmlns:wpc="http://schemas.microsoft.com/office/word/2010/wordprocessingCanvas" xmlns:cx="http://schemas.microsoft.com/office/drawing/2014/chartex" xmlns:cx1="http://schemas.microsoft.com/office/drawing/2015/9/8/chartex" xmlns:cx2="http://schemas.microsoft.com/office/drawing/2015/10/21/chartex" xmlns:cx3="http://schemas.microsoft.com/office/drawing/2016/5/9/chartex" xmlns:cx4="http://schemas.microsoft.com/office/drawing/2016/5/10/chartex" xmlns:cx5="http://schemas.microsoft.com/office/drawing/2016/5/11/chartex" xmlns:cx6="http://schemas.microsoft.com/office/drawing/2016/5/12/chartex" xmlns:cx7="http://schemas.microsoft.com/office/drawing/2016/5/13/chartex" xmlns:cx8="http://schemas.microsoft.com/office/drawing/2016/5/14/chartex" xmlns:mc="http://schemas.openxmlformats.org/markup-compatibility/2006" xmlns:aink="http://schemas.microsoft.com/office/drawing/2016/ink" xmlns:am3d="http://schemas.microsoft.com/office/drawing/2017/model3d" xmlns:o="urn:schemas-microsoft-com:office:office" xmlns:oel="http://schemas.microsoft.com/office/2019/extlst" xmlns:r="http://schemas.openxmlformats.org/officeDocument/2006/relationships" xmlns:m="http://schemas.openxmlformats.org/officeDocument/2006/math" xmlns:v="urn:schemas-microsoft-com:vml" xmlns:wp14="http://schemas.microsoft.com/office/word/2010/wordprocessingDrawing" xmlns:wp="http://schemas.openxmlformats.org/drawingml/2006/wordprocessingDrawing" xmlns:w10="urn:schemas-microsoft-com:office:word" xmlns:w="http://schemas.openxmlformats.org/wordprocessingml/2006/main" xmlns:w14="http://schemas.microsoft.com/office/word/2010/wordml" xmlns:w15="http://schemas.microsoft.com/office/word/2012/wordml" xmlns:w16cex="http://schemas.microsoft.com/office/word/2018/wordml/cex" xmlns:w16cid="http://schemas.microsoft.com/office/word/2016/wordml/cid" xmlns:w16="http://schemas.microsoft.com/office/word/2018/wordml" xmlns:w16du="http://schemas.microsoft.com/office/word/2023/wordml/word16du" xmlns:w16sdtdh="http://schemas.microsoft.com/office/word/2020/wordml/sdtdatahash" xmlns:w16sdtfl="http://schemas.microsoft.com/office/word/2024/wordml/sdtformatlock" xmlns:w16se="http://schemas.microsoft.com/office/word/2015/wordml/symex" xmlns:wpg="http://schemas.microsoft.com/office/word/2010/wordprocessingGroup" xmlns:wpi="http://schemas.microsoft.com/office/word/2010/wordprocessingInk" xmlns:wne="http://schemas.microsoft.com/office/word/2006/wordml" xmlns:wps="http://schemas.microsoft.com/office/word/2010/wordprocessingShape" mc:Ignorable="w14 w15 w16se w16cid w16 w16cex w16sdtdh w16sdtfl w16du wp14">
   <w:p>
     <w:pPr>
       <w:pStyle w:val="Header"/>
@@ -323,7 +302,7 @@
 </file>
 
 <file path=word/header3.xml><?xml version="1.0" encoding="utf-8"?>
-<w:hdr xmlns:wpc="http://schemas.microsoft.com/office/word/2010/wordprocessingCanvas" xmlns:cx="http://schemas.microsoft.com/office/drawing/2014/chartex" xmlns:cx1="http://schemas.microsoft.com/office/drawing/2015/9/8/chartex" xmlns:cx2="http://schemas.microsoft.com/office/drawing/2015/10/21/chartex" xmlns:cx3="http://schemas.microsoft.com/office/drawing/2016/5/9/chartex" xmlns:cx4="http://schemas.microsoft.com/office/drawing/2016/5/10/chartex" xmlns:cx5="http://schemas.microsoft.com/office/drawing/2016/5/11/chartex" xmlns:cx6="http://schemas.microsoft.com/office/drawing/2016/5/12/chartex" xmlns:cx7="http://schemas.microsoft.com/office/drawing/2016/5/13/chartex" xmlns:cx8="http://schemas.microsoft.com/office/drawing/2016/5/14/chartex" xmlns:mc="http://schemas.openxmlformats.org/markup-compatibility/2006" xmlns:aink="http://schemas.microsoft.com/office/drawing/2016/ink" xmlns:am3d="http://schemas.microsoft.com/office/drawing/2017/model3d" xmlns:o="urn:schemas-microsoft-com:office:office" xmlns:oel="http://schemas.microsoft.com/office/2019/extlst" xmlns:r="http://schemas.openxmlformats.org/officeDocument/2006/relationships" xmlns:m="http://schemas.openxmlformats.org/officeDocument/2006/math" xmlns:v="urn:schemas-microsoft-com:vml" xmlns:wp14="http://schemas.microsoft.com/office/word/2010/wordprocessingDrawing" xmlns:wp="http://schemas.openxmlformats.org/drawingml/2006/wordprocessingDrawing" xmlns:w10="urn:schemas-microsoft-com:office:word" xmlns:w="http://schemas.openxmlformats.org/wordprocessingml/2006/main" xmlns:w14="http://schemas.microsoft.com/office/word/2010/wordml" xmlns:w15="http://schemas.microsoft.com/office/word/2012/wordml" xmlns:w16cex="http://schemas.microsoft.com/office/word/2018/wordml/cex" xmlns:w16cid="http://schemas.microsoft.com/office/word/2016/wordml/cid" xmlns:w16="http://schemas.microsoft.com/office/word/2018/wordml" xmlns:w16sdtdh="http://schemas.microsoft.com/office/word/2020/wordml/sdtdatahash" xmlns:w16se="http://schemas.microsoft.com/office/word/2015/wordml/symex" xmlns:wpg="http://schemas.microsoft.com/office/word/2010/wordprocessingGroup" xmlns:wpi="http://schemas.microsoft.com/office/word/2010/wordprocessingInk" xmlns:wne="http://schemas.microsoft.com/office/word/2006/wordml" xmlns:wps="http://schemas.microsoft.com/office/word/2010/wordprocessingShape" mc:Ignorable="w14 w15 w16se w16cid w16 w16cex w16sdtdh wp14">
+<w:hdr xmlns:wpc="http://schemas.microsoft.com/office/word/2010/wordprocessingCanvas" xmlns:cx="http://schemas.microsoft.com/office/drawing/2014/chartex" xmlns:cx1="http://schemas.microsoft.com/office/drawing/2015/9/8/chartex" xmlns:cx2="http://schemas.microsoft.com/office/drawing/2015/10/21/chartex" xmlns:cx3="http://schemas.microsoft.com/office/drawing/2016/5/9/chartex" xmlns:cx4="http://schemas.microsoft.com/office/drawing/2016/5/10/chartex" xmlns:cx5="http://schemas.microsoft.com/office/drawing/2016/5/11/chartex" xmlns:cx6="http://schemas.microsoft.com/office/drawing/2016/5/12/chartex" xmlns:cx7="http://schemas.microsoft.com/office/drawing/2016/5/13/chartex" xmlns:cx8="http://schemas.microsoft.com/office/drawing/2016/5/14/chartex" xmlns:mc="http://schemas.openxmlformats.org/markup-compatibility/2006" xmlns:aink="http://schemas.microsoft.com/office/drawing/2016/ink" xmlns:am3d="http://schemas.microsoft.com/office/drawing/2017/model3d" xmlns:o="urn:schemas-microsoft-com:office:office" xmlns:oel="http://schemas.microsoft.com/office/2019/extlst" xmlns:r="http://schemas.openxmlformats.org/officeDocument/2006/relationships" xmlns:m="http://schemas.openxmlformats.org/officeDocument/2006/math" xmlns:v="urn:schemas-microsoft-com:vml" xmlns:wp14="http://schemas.microsoft.com/office/word/2010/wordprocessingDrawing" xmlns:wp="http://schemas.openxmlformats.org/drawingml/2006/wordprocessingDrawing" xmlns:w10="urn:schemas-microsoft-com:office:word" xmlns:w="http://schemas.openxmlformats.org/wordprocessingml/2006/main" xmlns:w14="http://schemas.microsoft.com/office/word/2010/wordml" xmlns:w15="http://schemas.microsoft.com/office/word/2012/wordml" xmlns:w16cex="http://schemas.microsoft.com/office/word/2018/wordml/cex" xmlns:w16cid="http://schemas.microsoft.com/office/word/2016/wordml/cid" xmlns:w16="http://schemas.microsoft.com/office/word/2018/wordml" xmlns:w16du="http://schemas.microsoft.com/office/word/2023/wordml/word16du" xmlns:w16sdtdh="http://schemas.microsoft.com/office/word/2020/wordml/sdtdatahash" xmlns:w16sdtfl="http://schemas.microsoft.com/office/word/2024/wordml/sdtformatlock" xmlns:w16se="http://schemas.microsoft.com/office/word/2015/wordml/symex" xmlns:wpg="http://schemas.microsoft.com/office/word/2010/wordprocessingGroup" xmlns:wpi="http://schemas.microsoft.com/office/word/2010/wordprocessingInk" xmlns:wne="http://schemas.microsoft.com/office/word/2006/wordml" xmlns:wps="http://schemas.microsoft.com/office/word/2010/wordprocessingShape" mc:Ignorable="w14 w15 w16se w16cid w16 w16cex w16sdtdh w16sdtfl w16du wp14">
   <w:p>
     <w:pPr>
       <w:pStyle w:val="Header"/>
@@ -332,7 +311,7 @@
     <w:r>
       <w:tab/>
       <w:tab/>
-      <w:t>2026-06-17</w:t>
+      <w:t>2026-06-18</w:t>
       <w:br/>
       <w:br/>
     </w:r>
@@ -345,7 +324,7 @@
 </file>
 
 <file path=word/numbering.xml><?xml version="1.0" encoding="utf-8"?>
-<w:numbering xmlns:wpc="http://schemas.microsoft.com/office/word/2010/wordprocessingCanvas" xmlns:cx="http://schemas.microsoft.com/office/drawing/2014/chartex" xmlns:cx1="http://schemas.microsoft.com/office/drawing/2015/9/8/chartex" xmlns:cx2="http://schemas.microsoft.com/office/drawing/2015/10/21/chartex" xmlns:cx3="http://schemas.microsoft.com/office/drawing/2016/5/9/chartex" xmlns:cx4="http://schemas.microsoft.com/office/drawing/2016/5/10/chartex" xmlns:cx5="http://schemas.microsoft.com/office/drawing/2016/5/11/chartex" xmlns:cx6="http://schemas.microsoft.com/office/drawing/2016/5/12/chartex" xmlns:cx7="http://schemas.microsoft.com/office/drawing/2016/5/13/chartex" xmlns:cx8="http://schemas.microsoft.com/office/drawing/2016/5/14/chartex" xmlns:mc="http://schemas.openxmlformats.org/markup-compatibility/2006" xmlns:aink="http://schemas.microsoft.com/office/drawing/2016/ink" xmlns:am3d="http://schemas.microsoft.com/office/drawing/2017/model3d" xmlns:o="urn:schemas-microsoft-com:office:office" xmlns:oel="http://schemas.microsoft.com/office/2019/extlst" xmlns:r="http://schemas.openxmlformats.org/officeDocument/2006/relationships" xmlns:m="http://schemas.openxmlformats.org/officeDocument/2006/math" xmlns:v="urn:schemas-microsoft-com:vml" xmlns:wp14="http://schemas.microsoft.com/office/word/2010/wordprocessingDrawing" xmlns:wp="http://schemas.openxmlformats.org/drawingml/2006/wordprocessingDrawing" xmlns:w10="urn:schemas-microsoft-com:office:word" xmlns:w="http://schemas.openxmlformats.org/wordprocessingml/2006/main" xmlns:w14="http://schemas.microsoft.com/office/word/2010/wordml" xmlns:w15="http://schemas.microsoft.com/office/word/2012/wordml" xmlns:w16cex="http://schemas.microsoft.com/office/word/2018/wordml/cex" xmlns:w16cid="http://schemas.microsoft.com/office/word/2016/wordml/cid" xmlns:w16="http://schemas.microsoft.com/office/word/2018/wordml" xmlns:w16sdtdh="http://schemas.microsoft.com/office/word/2020/wordml/sdtdatahash" xmlns:w16se="http://schemas.microsoft.com/office/word/2015/wordml/symex" xmlns:wpg="http://schemas.microsoft.com/office/word/2010/wordprocessingGroup" xmlns:wpi="http://schemas.microsoft.com/office/word/2010/wordprocessingInk" xmlns:wne="http://schemas.microsoft.com/office/word/2006/wordml" xmlns:wps="http://schemas.microsoft.com/office/word/2010/wordprocessingShape" mc:Ignorable="w14 w15 w16se w16cid w16 w16cex w16sdtdh wp14">
+<w:numbering xmlns:wpc="http://schemas.microsoft.com/office/word/2010/wordprocessingCanvas" xmlns:cx="http://schemas.microsoft.com/office/drawing/2014/chartex" xmlns:cx1="http://schemas.microsoft.com/office/drawing/2015/9/8/chartex" xmlns:cx2="http://schemas.microsoft.com/office/drawing/2015/10/21/chartex" xmlns:cx3="http://schemas.microsoft.com/office/drawing/2016/5/9/chartex" xmlns:cx4="http://schemas.microsoft.com/office/drawing/2016/5/10/chartex" xmlns:cx5="http://schemas.microsoft.com/office/drawing/2016/5/11/chartex" xmlns:cx6="http://schemas.microsoft.com/office/drawing/2016/5/12/chartex" xmlns:cx7="http://schemas.microsoft.com/office/drawing/2016/5/13/chartex" xmlns:cx8="http://schemas.microsoft.com/office/drawing/2016/5/14/chartex" xmlns:mc="http://schemas.openxmlformats.org/markup-compatibility/2006" xmlns:aink="http://schemas.microsoft.com/office/drawing/2016/ink" xmlns:am3d="http://schemas.microsoft.com/office/drawing/2017/model3d" xmlns:o="urn:schemas-microsoft-com:office:office" xmlns:oel="http://schemas.microsoft.com/office/2019/extlst" xmlns:r="http://schemas.openxmlformats.org/officeDocument/2006/relationships" xmlns:m="http://schemas.openxmlformats.org/officeDocument/2006/math" xmlns:v="urn:schemas-microsoft-com:vml" xmlns:wp14="http://schemas.microsoft.com/office/word/2010/wordprocessingDrawing" xmlns:wp="http://schemas.openxmlformats.org/drawingml/2006/wordprocessingDrawing" xmlns:w10="urn:schemas-microsoft-com:office:word" xmlns:w="http://schemas.openxmlformats.org/wordprocessingml/2006/main" xmlns:w14="http://schemas.microsoft.com/office/word/2010/wordml" xmlns:w15="http://schemas.microsoft.com/office/word/2012/wordml" xmlns:w16cex="http://schemas.microsoft.com/office/word/2018/wordml/cex" xmlns:w16cid="http://schemas.microsoft.com/office/word/2016/wordml/cid" xmlns:w16="http://schemas.microsoft.com/office/word/2018/wordml" xmlns:w16du="http://schemas.microsoft.com/office/word/2023/wordml/word16du" xmlns:w16sdtdh="http://schemas.microsoft.com/office/word/2020/wordml/sdtdatahash" xmlns:w16sdtfl="http://schemas.microsoft.com/office/word/2024/wordml/sdtformatlock" xmlns:w16se="http://schemas.microsoft.com/office/word/2015/wordml/symex" xmlns:wpg="http://schemas.microsoft.com/office/word/2010/wordprocessingGroup" xmlns:wpi="http://schemas.microsoft.com/office/word/2010/wordprocessingInk" xmlns:wne="http://schemas.microsoft.com/office/word/2006/wordml" xmlns:wps="http://schemas.microsoft.com/office/word/2010/wordprocessingShape" mc:Ignorable="w14 w15 w16se w16cid w16 w16cex w16sdtdh w16sdtfl w16du wp14">
   <w:abstractNum w:abstractNumId="0" w15:restartNumberingAfterBreak="0">
     <w:nsid w:val="FFFFFF7C"/>
     <w:multiLevelType w:val="singleLevel"/>
@@ -548,7 +527,7 @@
 </file>
 
 <file path=word/styles.xml><?xml version="1.0" encoding="utf-8"?>
-<w:styles xmlns:mc="http://schemas.openxmlformats.org/markup-compatibility/2006" xmlns:r="http://schemas.openxmlformats.org/officeDocument/2006/relationships" xmlns:w="http://schemas.openxmlformats.org/wordprocessingml/2006/main" xmlns:w14="http://schemas.microsoft.com/office/word/2010/wordml" xmlns:w15="http://schemas.microsoft.com/office/word/2012/wordml" xmlns:w16cex="http://schemas.microsoft.com/office/word/2018/wordml/cex" xmlns:w16cid="http://schemas.microsoft.com/office/word/2016/wordml/cid" xmlns:w16="http://schemas.microsoft.com/office/word/2018/wordml" xmlns:w16sdtdh="http://schemas.microsoft.com/office/word/2020/wordml/sdtdatahash" xmlns:w16se="http://schemas.microsoft.com/office/word/2015/wordml/symex" mc:Ignorable="w14 w15 w16se w16cid w16 w16cex w16sdtdh">
+<w:styles xmlns:mc="http://schemas.openxmlformats.org/markup-compatibility/2006" xmlns:r="http://schemas.openxmlformats.org/officeDocument/2006/relationships" xmlns:w="http://schemas.openxmlformats.org/wordprocessingml/2006/main" xmlns:w14="http://schemas.microsoft.com/office/word/2010/wordml" xmlns:w15="http://schemas.microsoft.com/office/word/2012/wordml" xmlns:w16cex="http://schemas.microsoft.com/office/word/2018/wordml/cex" xmlns:w16cid="http://schemas.microsoft.com/office/word/2016/wordml/cid" xmlns:w16="http://schemas.microsoft.com/office/word/2018/wordml" xmlns:w16du="http://schemas.microsoft.com/office/word/2023/wordml/word16du" xmlns:w16sdtdh="http://schemas.microsoft.com/office/word/2020/wordml/sdtdatahash" xmlns:w16sdtfl="http://schemas.microsoft.com/office/word/2024/wordml/sdtformatlock" xmlns:w16se="http://schemas.microsoft.com/office/word/2015/wordml/symex" mc:Ignorable="w14 w15 w16se w16cid w16 w16cex w16sdtdh w16sdtfl w16du">
   <w:docDefaults>
     <w:rPrDefault>
       <w:rPr>
@@ -1306,7 +1285,7 @@
     <w:link w:val="TitleChar"/>
     <w:uiPriority w:val="10"/>
     <w:qFormat/>
-    <w:rsid w:val="007106C8"/>
+    <w:rsid w:val="00E854FA"/>
     <w:pPr>
       <w:spacing w:after="300" w:line="240" w:lineRule="auto"/>
       <w:contextualSpacing/>
@@ -1316,7 +1295,7 @@
       <w:rFonts w:eastAsiaTheme="majorEastAsia" w:cstheme="majorBidi"/>
       <w:spacing w:val="5"/>
       <w:kern w:val="28"/>
-      <w:sz w:val="52"/>
+      <w:sz w:val="40"/>
       <w:szCs w:val="52"/>
       <w:lang w:val="sv-SE" w:eastAsia="en-US" w:bidi="ar-SA"/>
     </w:rPr>
@@ -1326,12 +1305,12 @@
     <w:basedOn w:val="DefaultParagraphFont"/>
     <w:link w:val="Title"/>
     <w:uiPriority w:val="10"/>
-    <w:rsid w:val="007106C8"/>
+    <w:rsid w:val="00E854FA"/>
     <w:rPr>
       <w:rFonts w:ascii="Times New Roman" w:eastAsiaTheme="majorEastAsia" w:hAnsi="Times New Roman" w:cstheme="majorBidi"/>
       <w:spacing w:val="5"/>
       <w:kern w:val="28"/>
-      <w:sz w:val="52"/>
+      <w:sz w:val="40"/>
       <w:szCs w:val="52"/>
       <w:lang w:val="sv-SE" w:eastAsia="en-US" w:bidi="ar-SA"/>
     </w:rPr>

--- a/tillsyn/A 80-2025 tillsynsbegäran.docx
+++ b/tillsyn/A 80-2025 tillsynsbegäran.docx
@@ -311,7 +311,7 @@
     <w:r>
       <w:tab/>
       <w:tab/>
-      <w:t>2026-06-18</w:t>
+      <w:t>2026-06-19</w:t>
       <w:br/>
       <w:br/>
     </w:r>

--- a/tillsyn/A 80-2025 tillsynsbegäran.docx
+++ b/tillsyn/A 80-2025 tillsynsbegäran.docx
@@ -311,7 +311,7 @@
     <w:r>
       <w:tab/>
       <w:tab/>
-      <w:t>2026-06-19</w:t>
+      <w:t>2026-06-20</w:t>
       <w:br/>
       <w:br/>
     </w:r>

--- a/tillsyn/A 80-2025 tillsynsbegäran.docx
+++ b/tillsyn/A 80-2025 tillsynsbegäran.docx
@@ -12,10 +12,7 @@
     </w:p>
     <w:p>
       <w:r>
-        <w:t>Detta dokument behandlar höga naturvärden i avverkningsanmälan A 80-2025 i Bjurholms kommun som inkom 2025-01-02 och omfattar 5,3 ha.</w:t>
-      </w:r>
-      <w:r>
-        <w:t xml:space="preserve"> I Figur 1 visas fyndplatser för naturvårdsarter i området, som finns registrerade på Artportalen.</w:t>
+        <w:t>Denna tillsynsbegäran behandlar höga naturvärden i avverkningsanmälan A 80-2025 i Bjurholms kommun som inkom 2025-01-02 och omfattar 5,3 ha.</w:t>
       </w:r>
     </w:p>
     <w:p>
@@ -63,7 +60,20 @@
         <w:spacing w:after="240"/>
       </w:pPr>
       <w:r>
-        <w:t>Figur 1. Fyndplatser för naturvårdsarter i avverkningsanmälan (röd linje). Inom parentes anges rödlistekategorier, S för signalarter, Tför typiska arter och fridlysningsparagrafer i artskyddsförordningen.Markörer utan svart kant är placerade på fyndplatsen. Markörer med svart kant är placerade vid sidan av fyndplatsen och har ett svart streck som visar fyndplatsens exakta position. Kartans mittpunktskoordinat är N 7101245, E 704046 i SWEREF 99 TM.</w:t>
+        <w:t>Figur 1. Fyndplatser för naturvårdsarter i avverkningsanmälan. Markörer utan svart kant är placerade på fyndplatsen. Markörer med svart kant är placerade vid sidan av fyndplatsen har ett svart streck som visar fyndplatsens exakta position. Kartans mittpunktskoordinat är N 7101245, E 704046 i SWEREF 99 TM.</w:t>
+      </w:r>
+    </w:p>
+    <w:p>
+      <w:r>
+        <w:t>I avverkningsanmälan finns fynd av 3 naturvårdsarter, varav 1 är rödlistad, 2 är fridlysta, 1 är typisk (T) och 1 är signalart (S): bombmurkla (EN, §8), skinnlav (S, T) och kungsfågel (§4). Se Figur 1.</w:t>
+      </w:r>
+    </w:p>
+    <w:p>
+      <w:pPr>
+        <w:pStyle w:val="Heading1"/>
+      </w:pPr>
+      <w:r>
+        <w:t>Tillsynsbegäran</w:t>
       </w:r>
     </w:p>
     <w:p>
@@ -77,53 +87,16 @@
       </w:r>
     </w:p>
     <w:p>
-      <w:r>
-        <w:t>Nedan beskrivs fynd av naturvårdsarter och fridlysta arter som gjorts i det avverkningsanmälda området.</w:t>
-      </w:r>
-    </w:p>
-    <w:p>
       <w:pPr>
         <w:pStyle w:val="Heading1"/>
       </w:pPr>
       <w:r>
-        <w:t>Naturvårdsarter</w:t>
+        <w:t>Naturvårdsarter och fridlysta arter</w:t>
       </w:r>
     </w:p>
     <w:p>
       <w:r>
-        <w:t>I avverkningsanmälan har följande 3 naturvårdsarter hittats: bombmurkla (EN, §8), skinnlav (S, T) och kungsfågel (§4). Av dessa är 1 rödlistade. För rödlistade arter har rödlistekategorin angivits inom parentes. Arter som är signalarter enligt Skogsstyrelsen har markerats med (S). Typiska arter inom Natura 2000 som är kopplade till skogsekosystem har markerats med (T). För fridlysta arter anges även paragrafen i Artskyddsförordningen som arten är fridlyst enligt.</w:t>
-      </w:r>
-    </w:p>
-    <w:p>
-      <w:r>
-        <w:t>De påträffade naturvårdsarterna är ett tydligt kvitto på att det rör sig om en skog med höga naturvärden.</w:t>
-      </w:r>
-    </w:p>
-    <w:p>
-      <w:pPr>
-        <w:pStyle w:val="Heading2"/>
-      </w:pPr>
-      <w:r>
-        <w:t>Fridlysta arter</w:t>
-      </w:r>
-    </w:p>
-    <w:p>
-      <w:r>
-        <w:t>Följande fridlysta arter har sina livsmiljöer och växtplatser i den avverkningsanmälda skogen: bombmurkla (EN, §8) och kungsfågel (§4).</w:t>
-      </w:r>
-    </w:p>
-    <w:p>
-      <w:r>
-        <w:t xml:space="preserve">Observera att medlemsländerna är skyldiga att agera i enlighet med EU:s fågeldirektiv där det uttryckligen står att direktivet gäller för fåglar samt för deras ägg, bon och </w:t>
-      </w:r>
-      <w:r>
-        <w:rPr>
-          <w:b/>
-        </w:rPr>
-        <w:t xml:space="preserve">livsmiljöer </w:t>
-      </w:r>
-      <w:r>
-        <w:t>(artikel 1). Vidare att de åtgärder som vidtas inte får leda till en försämring av den nuvarande situationen beträffande bevarandet av de fågelarter som avses i artikel 1 (artikel 13). Fågeldirektivet är styrande för tillsynsansvariga myndigheters ärendehantering, ställningstaganden och beslutsfattande.</w:t>
+        <w:t>Nedan följer beskrivningar av de naturvårdsarter och fridlysta arter som har sina livsmiljöer och växtplatser i den avverkningsanmälda skogen. De påträffade naturvårdsarterna är ett tydligt kvitto på att det rör sig om en skog med höga naturvärden.</w:t>
       </w:r>
     </w:p>
     <w:p>
@@ -144,14 +117,6 @@
       </w:r>
       <w:r>
         <w:t>indikerar en speciell och hotad granskogstyp på naturligt näringsrika sandjordar. Den tål inte slutavverkning eller kraftig gallring och är endast påträffad i områden som har långvarig skogskontinuitet med gran. Minskningstakten för arten, som är placerad högst upp i Skogsstyrelsens värdepyramid för bedömning av skog med höga naturvärden, överstiger gränsvärdet för Starkt hotad (EN). Bombmurkla är fridlyst enligt 8 § artskyddsförordningen, omfattas av ett åtgärdsprogram för hotade arter (ÅGP) och är globalt rödlistad som nära hotad (NT). Sverige har ojämförligt flest växtplatser kvar av den europeiska populationen, vilket medför att vårt land har ett internationellt ansvar för artens fortlevnad (IUCN, 2024; SLU Artdatabanken, 2026; Nitare &amp; Skogsstyrelsen, 2019; Naturvårdsverket, 2010).</w:t>
-      </w:r>
-    </w:p>
-    <w:p>
-      <w:pPr>
-        <w:pStyle w:val="Heading2"/>
-      </w:pPr>
-      <w:r>
-        <w:t>Övriga naturvårdsarter</w:t>
       </w:r>
     </w:p>
     <w:p>
@@ -181,6 +146,28 @@
       </w:r>
       <w:r>
         <w:t>(Nitare &amp; Skogsstyrelsen, 2019; SLU Artdatabanken, 2025).</w:t>
+      </w:r>
+    </w:p>
+    <w:p>
+      <w:pPr>
+        <w:pStyle w:val="Heading1"/>
+      </w:pPr>
+      <w:r>
+        <w:t>EU:s fågeldirektiv</w:t>
+      </w:r>
+    </w:p>
+    <w:p>
+      <w:r>
+        <w:t xml:space="preserve">Europeiska unionens medlemsländer är skyldiga att agera i enlighet med EU:s fågeldirektiv där det uttryckligen står att direktivet gäller för fåglar samt för deras ägg, bon och </w:t>
+      </w:r>
+      <w:r>
+        <w:rPr>
+          <w:b/>
+        </w:rPr>
+        <w:t xml:space="preserve">livsmiljöer </w:t>
+      </w:r>
+      <w:r>
+        <w:t>(artikel 1). Vidare att de åtgärder som vidtas inte får leda till en försämring av den nuvarande situationen beträffande bevarandet av de fågelarter som avses i artikel 1 (artikel 13). Fågeldirektivet är styrande för tillsynsansvariga myndigheters ärendehantering, ställningstaganden och beslutsfattande.</w:t>
       </w:r>
     </w:p>
     <w:sectPr>
@@ -311,7 +298,7 @@
     <w:r>
       <w:tab/>
       <w:tab/>
-      <w:t>2026-06-20</w:t>
+      <w:t>2026-06-21</w:t>
       <w:br/>
       <w:br/>
     </w:r>

--- a/tillsyn/A 80-2025 tillsynsbegäran.docx
+++ b/tillsyn/A 80-2025 tillsynsbegäran.docx
@@ -298,7 +298,7 @@
     <w:r>
       <w:tab/>
       <w:tab/>
-      <w:t>2026-06-21</w:t>
+      <w:t>2026-06-22</w:t>
       <w:br/>
       <w:br/>
     </w:r>

--- a/tillsyn/A 80-2025 tillsynsbegäran.docx
+++ b/tillsyn/A 80-2025 tillsynsbegäran.docx
@@ -298,7 +298,7 @@
     <w:r>
       <w:tab/>
       <w:tab/>
-      <w:t>2026-06-22</w:t>
+      <w:t>2026-06-23</w:t>
       <w:br/>
       <w:br/>
     </w:r>

--- a/tillsyn/A 80-2025 tillsynsbegäran.docx
+++ b/tillsyn/A 80-2025 tillsynsbegäran.docx
@@ -298,7 +298,7 @@
     <w:r>
       <w:tab/>
       <w:tab/>
-      <w:t>2026-06-23</w:t>
+      <w:t>2026-06-24</w:t>
       <w:br/>
       <w:br/>
     </w:r>

--- a/tillsyn/A 80-2025 tillsynsbegäran.docx
+++ b/tillsyn/A 80-2025 tillsynsbegäran.docx
@@ -298,7 +298,7 @@
     <w:r>
       <w:tab/>
       <w:tab/>
-      <w:t>2026-06-24</w:t>
+      <w:t>2026-06-25</w:t>
       <w:br/>
       <w:br/>
     </w:r>
